--- a/results/TFL/tablas/tablas_completas_fiabilidad_word.docx
+++ b/results/TFL/tablas/tablas_completas_fiabilidad_word.docx
@@ -35,7 +35,7 @@
         <w:spacing w:after="280"/>
       </w:pPr>
       <w:r>
-        <w:t>A continuación se presentan las tablas estadísticas con formato estándar para publicación académica / inclusión directa en Microsoft Word. Las tablas han sido calculadas sobre el corpus de 114 historias clínicas y el espacio ontológico de 27 códigos CIF del Core Set de Dolor Crónico Generalizado (3.078 decisiones binarias por modelo, K = 3 iteraciones independientes).</w:t>
+        <w:t>A continuación se presentan las tablas estadísticas con formato estándar para publicación académica / inclusión directa en Microsoft Word. Las tablas han sido calculadas sobre el corpus de 114 historias clínicas y el espacio ontológico de 24 códigos CIF del Core Set de Dolor Crónico Generalizado (2.736 decisiones binarias por modelo, K = 3 iteraciones independientes).</w:t>
       </w:r>
     </w:p>
     <w:p>
@@ -287,7 +287,7 @@
                 <w:rFonts w:ascii="Calibri" w:hAnsi="Calibri"/>
                 <w:sz w:val="18"/>
               </w:rPr>
-              <w:t>Gemma-4-31B-it (Local)</w:t>
+              <w:t>Gemma-4-31B-it</w:t>
             </w:r>
           </w:p>
         </w:tc>
@@ -344,7 +344,7 @@
                 <w:rFonts w:ascii="Calibri" w:hAnsi="Calibri"/>
                 <w:sz w:val="18"/>
               </w:rPr>
-              <w:t>112/114</w:t>
+              <w:t>107/114</w:t>
             </w:r>
           </w:p>
         </w:tc>
@@ -363,7 +363,7 @@
                 <w:rFonts w:ascii="Calibri" w:hAnsi="Calibri"/>
                 <w:sz w:val="18"/>
               </w:rPr>
-              <w:t>98.25%</w:t>
+              <w:t>93.86%</w:t>
             </w:r>
           </w:p>
         </w:tc>
@@ -382,7 +382,7 @@
                 <w:rFonts w:ascii="Calibri" w:hAnsi="Calibri"/>
                 <w:sz w:val="18"/>
               </w:rPr>
-              <w:t>99.9567%</w:t>
+              <w:t>99.8294%</w:t>
             </w:r>
           </w:p>
         </w:tc>
@@ -401,7 +401,7 @@
                 <w:rFonts w:ascii="Calibri" w:hAnsi="Calibri"/>
                 <w:sz w:val="18"/>
               </w:rPr>
-              <w:t>0.9994</w:t>
+              <w:t>0.9976</w:t>
             </w:r>
           </w:p>
         </w:tc>
@@ -420,7 +420,7 @@
                 <w:rFonts w:ascii="Calibri" w:hAnsi="Calibri"/>
                 <w:sz w:val="18"/>
               </w:rPr>
-              <w:t>0.9983</w:t>
+              <w:t>0.9940</w:t>
             </w:r>
           </w:p>
         </w:tc>
@@ -502,7 +502,7 @@
                 <w:rFonts w:ascii="Calibri" w:hAnsi="Calibri"/>
                 <w:sz w:val="18"/>
               </w:rPr>
-              <w:t>112/114</w:t>
+              <w:t>102/114</w:t>
             </w:r>
           </w:p>
         </w:tc>
@@ -522,7 +522,7 @@
                 <w:rFonts w:ascii="Calibri" w:hAnsi="Calibri"/>
                 <w:sz w:val="18"/>
               </w:rPr>
-              <w:t>98.25%</w:t>
+              <w:t>89.47%</w:t>
             </w:r>
           </w:p>
         </w:tc>
@@ -542,7 +542,7 @@
                 <w:rFonts w:ascii="Calibri" w:hAnsi="Calibri"/>
                 <w:sz w:val="18"/>
               </w:rPr>
-              <w:t>99.9567%</w:t>
+              <w:t>99.6589%</w:t>
             </w:r>
           </w:p>
         </w:tc>
@@ -562,7 +562,7 @@
                 <w:rFonts w:ascii="Calibri" w:hAnsi="Calibri"/>
                 <w:sz w:val="18"/>
               </w:rPr>
-              <w:t>0.9994</w:t>
+              <w:t>0.9952</w:t>
             </w:r>
           </w:p>
         </w:tc>
@@ -582,7 +582,7 @@
                 <w:rFonts w:ascii="Calibri" w:hAnsi="Calibri"/>
                 <w:sz w:val="18"/>
               </w:rPr>
-              <w:t>0.9983</w:t>
+              <w:t>0.9882</w:t>
             </w:r>
           </w:p>
         </w:tc>
@@ -603,7 +603,7 @@
                 <w:rFonts w:ascii="Calibri" w:hAnsi="Calibri"/>
                 <w:sz w:val="18"/>
               </w:rPr>
-              <w:t>Gemini Flash 3.6 (Cloud)</w:t>
+              <w:t>Gemini Flash 3.7</w:t>
             </w:r>
           </w:p>
         </w:tc>
@@ -660,7 +660,7 @@
                 <w:rFonts w:ascii="Calibri" w:hAnsi="Calibri"/>
                 <w:sz w:val="18"/>
               </w:rPr>
-              <w:t>114/114</w:t>
+              <w:t>108/114</w:t>
             </w:r>
           </w:p>
         </w:tc>
@@ -679,7 +679,7 @@
                 <w:rFonts w:ascii="Calibri" w:hAnsi="Calibri"/>
                 <w:sz w:val="18"/>
               </w:rPr>
-              <w:t>100.00%</w:t>
+              <w:t>94.74%</w:t>
             </w:r>
           </w:p>
         </w:tc>
@@ -698,7 +698,7 @@
                 <w:rFonts w:ascii="Calibri" w:hAnsi="Calibri"/>
                 <w:sz w:val="18"/>
               </w:rPr>
-              <w:t>100.0000%</w:t>
+              <w:t>99.8538%</w:t>
             </w:r>
           </w:p>
         </w:tc>
@@ -717,7 +717,7 @@
                 <w:rFonts w:ascii="Calibri" w:hAnsi="Calibri"/>
                 <w:sz w:val="18"/>
               </w:rPr>
-              <w:t>1.0000</w:t>
+              <w:t>0.9980</w:t>
             </w:r>
           </w:p>
         </w:tc>
@@ -736,7 +736,7 @@
                 <w:rFonts w:ascii="Calibri" w:hAnsi="Calibri"/>
                 <w:sz w:val="18"/>
               </w:rPr>
-              <w:t>1.0000</w:t>
+              <w:t>0.9948</w:t>
             </w:r>
           </w:p>
         </w:tc>
@@ -752,7 +752,7 @@
           <w:color w:val="64748B"/>
           <w:sz w:val="16"/>
         </w:rPr>
-        <w:t>Nota: EMR = Exact Match Ratio a nivel paciente (conjunto idéntico de códigos en las 3 iteraciones); Po = Porcentaje de acuerdo observado sobre 3.078 decisiones binarias; Gwet's AC1 = Coeficiente de concordancia inter-evaluador corregido por azar y robusto al desbalanceo; Krippendorff α = Coeficiente nominal de reproducibilidad multievaluador.</w:t>
+        <w:t>Nota: EMR = Exact Match Ratio a nivel paciente (conjunto idéntico de códigos en las 3 iteraciones); Po = Porcentaje de acuerdo observado sobre 2.736 decisiones binarias; Gwet's AC1 = Coeficiente de concordancia inter-evaluador corregido por azar y robusto al desbalanceo; Krippendorff α = Coeficiente nominal de reproducibilidad multievaluador.</w:t>
       </w:r>
     </w:p>
     <w:p>
@@ -766,7 +766,7 @@
         <w:t xml:space="preserve">Tabla 2. </w:t>
       </w:r>
       <w:r>
-        <w:t>Desglose del espacio de decisiones binarias ontológicas (114 historias × 27 códigos = 3.078 unidades).</w:t>
+        <w:t>Desglose del espacio de decisiones binarias ontológicas (114 historias × 24 códigos = 2.736 unidades).</w:t>
       </w:r>
     </w:p>
     <w:tbl>
@@ -954,7 +954,7 @@
                 <w:rFonts w:ascii="Calibri" w:hAnsi="Calibri"/>
                 <w:sz w:val="18"/>
               </w:rPr>
-              <w:t>Gemma-4-31B-it (Local)</w:t>
+              <w:t>Gemma-4-31B-it</w:t>
             </w:r>
           </w:p>
         </w:tc>
@@ -973,7 +973,7 @@
                 <w:rFonts w:ascii="Calibri" w:hAnsi="Calibri"/>
                 <w:sz w:val="18"/>
               </w:rPr>
-              <w:t>3078</w:t>
+              <w:t>2736</w:t>
             </w:r>
           </w:p>
         </w:tc>
@@ -992,7 +992,7 @@
                 <w:rFonts w:ascii="Calibri" w:hAnsi="Calibri"/>
                 <w:sz w:val="18"/>
               </w:rPr>
-              <w:t>464 (15.07%)</w:t>
+              <w:t>470 (17.18%)</w:t>
             </w:r>
           </w:p>
         </w:tc>
@@ -1011,7 +1011,7 @@
                 <w:rFonts w:ascii="Calibri" w:hAnsi="Calibri"/>
                 <w:sz w:val="18"/>
               </w:rPr>
-              <w:t>2612 (84.86%)</w:t>
+              <w:t>2259 (82.57%)</w:t>
             </w:r>
           </w:p>
         </w:tc>
@@ -1030,7 +1030,7 @@
                 <w:rFonts w:ascii="Calibri" w:hAnsi="Calibri"/>
                 <w:sz w:val="18"/>
               </w:rPr>
-              <w:t>2 (0.06%)</w:t>
+              <w:t>7 (0.26%)</w:t>
             </w:r>
           </w:p>
         </w:tc>
@@ -1049,7 +1049,7 @@
                 <w:rFonts w:ascii="Calibri" w:hAnsi="Calibri"/>
                 <w:sz w:val="18"/>
               </w:rPr>
-              <w:t>112/114 (98.25%)</w:t>
+              <w:t>107/114 (93.86%)</w:t>
             </w:r>
           </w:p>
         </w:tc>
@@ -1091,7 +1091,7 @@
                 <w:rFonts w:ascii="Calibri" w:hAnsi="Calibri"/>
                 <w:sz w:val="18"/>
               </w:rPr>
-              <w:t>3078</w:t>
+              <w:t>2736</w:t>
             </w:r>
           </w:p>
         </w:tc>
@@ -1111,7 +1111,7 @@
                 <w:rFonts w:ascii="Calibri" w:hAnsi="Calibri"/>
                 <w:sz w:val="18"/>
               </w:rPr>
-              <w:t>463 (15.04%)</w:t>
+              <w:t>472 (17.25%)</w:t>
             </w:r>
           </w:p>
         </w:tc>
@@ -1131,7 +1131,7 @@
                 <w:rFonts w:ascii="Calibri" w:hAnsi="Calibri"/>
                 <w:sz w:val="18"/>
               </w:rPr>
-              <w:t>2613 (84.89%)</w:t>
+              <w:t>2250 (82.24%)</w:t>
             </w:r>
           </w:p>
         </w:tc>
@@ -1151,7 +1151,7 @@
                 <w:rFonts w:ascii="Calibri" w:hAnsi="Calibri"/>
                 <w:sz w:val="18"/>
               </w:rPr>
-              <w:t>2 (0.06%)</w:t>
+              <w:t>14 (0.51%)</w:t>
             </w:r>
           </w:p>
         </w:tc>
@@ -1171,7 +1171,7 @@
                 <w:rFonts w:ascii="Calibri" w:hAnsi="Calibri"/>
                 <w:sz w:val="18"/>
               </w:rPr>
-              <w:t>112/114 (98.25%)</w:t>
+              <w:t>102/114 (89.47%)</w:t>
             </w:r>
           </w:p>
         </w:tc>
@@ -1192,7 +1192,7 @@
                 <w:rFonts w:ascii="Calibri" w:hAnsi="Calibri"/>
                 <w:sz w:val="18"/>
               </w:rPr>
-              <w:t>Gemini Flash 3.6 (Cloud)</w:t>
+              <w:t>Gemini Flash 3.7</w:t>
             </w:r>
           </w:p>
         </w:tc>
@@ -1211,7 +1211,7 @@
                 <w:rFonts w:ascii="Calibri" w:hAnsi="Calibri"/>
                 <w:sz w:val="18"/>
               </w:rPr>
-              <w:t>3078</w:t>
+              <w:t>2736</w:t>
             </w:r>
           </w:p>
         </w:tc>
@@ -1230,7 +1230,7 @@
                 <w:rFonts w:ascii="Calibri" w:hAnsi="Calibri"/>
                 <w:sz w:val="18"/>
               </w:rPr>
-              <w:t>462 (15.01%)</w:t>
+              <w:t>465 (17.00%)</w:t>
             </w:r>
           </w:p>
         </w:tc>
@@ -1249,7 +1249,7 @@
                 <w:rFonts w:ascii="Calibri" w:hAnsi="Calibri"/>
                 <w:sz w:val="18"/>
               </w:rPr>
-              <w:t>2616 (84.99%)</w:t>
+              <w:t>2265 (82.79%)</w:t>
             </w:r>
           </w:p>
         </w:tc>
@@ -1268,7 +1268,7 @@
                 <w:rFonts w:ascii="Calibri" w:hAnsi="Calibri"/>
                 <w:sz w:val="18"/>
               </w:rPr>
-              <w:t>0 (0.00%)</w:t>
+              <w:t>6 (0.22%)</w:t>
             </w:r>
           </w:p>
         </w:tc>
@@ -1287,7 +1287,7 @@
                 <w:rFonts w:ascii="Calibri" w:hAnsi="Calibri"/>
                 <w:sz w:val="18"/>
               </w:rPr>
-              <w:t>114/114 (100.00%)</w:t>
+              <w:t>108/114 (94.74%)</w:t>
             </w:r>
           </w:p>
         </w:tc>
@@ -1530,7 +1530,7 @@
                 <w:rFonts w:ascii="Calibri" w:hAnsi="Calibri"/>
                 <w:sz w:val="18"/>
               </w:rPr>
-              <w:t>Gemma-4-31B-it (Local)</w:t>
+              <w:t>Gemma-4-31B-it</w:t>
             </w:r>
           </w:p>
         </w:tc>
@@ -1549,7 +1549,7 @@
                 <w:rFonts w:ascii="Calibri" w:hAnsi="Calibri"/>
                 <w:sz w:val="18"/>
               </w:rPr>
-              <w:t>Historia #45</w:t>
+              <w:t>Historia #14</w:t>
             </w:r>
           </w:p>
         </w:tc>
@@ -1568,7 +1568,7 @@
                 <w:rFonts w:ascii="Calibri" w:hAnsi="Calibri"/>
                 <w:sz w:val="18"/>
               </w:rPr>
-              <w:t>b280, d850, e1101, e355, e570</w:t>
+              <w:t>b280, d230, d430, d450, d640</w:t>
             </w:r>
           </w:p>
         </w:tc>
@@ -1587,7 +1587,7 @@
                 <w:rFonts w:ascii="Calibri" w:hAnsi="Calibri"/>
                 <w:sz w:val="18"/>
               </w:rPr>
-              <w:t>b280, d850, e1101, e355</w:t>
+              <w:t>b280, d230, d430, d450, d640</w:t>
             </w:r>
           </w:p>
         </w:tc>
@@ -1606,7 +1606,7 @@
                 <w:rFonts w:ascii="Calibri" w:hAnsi="Calibri"/>
                 <w:sz w:val="18"/>
               </w:rPr>
-              <w:t>b280, d850, e1101, e355</w:t>
+              <w:t>b147, b280, d230, d430, d450, d640</w:t>
             </w:r>
           </w:p>
         </w:tc>
@@ -1625,7 +1625,7 @@
                 <w:rFonts w:ascii="Calibri" w:hAnsi="Calibri"/>
                 <w:sz w:val="18"/>
               </w:rPr>
-              <w:t>b280, d850, e1101, e355</w:t>
+              <w:t>b280, d230, d430, d450, d640</w:t>
             </w:r>
           </w:p>
         </w:tc>
@@ -1644,7 +1644,7 @@
                 <w:rFonts w:ascii="Calibri" w:hAnsi="Calibri"/>
                 <w:sz w:val="18"/>
               </w:rPr>
-              <w:t>e570</w:t>
+              <w:t>b147</w:t>
             </w:r>
           </w:p>
         </w:tc>
@@ -1666,7 +1666,7 @@
                 <w:rFonts w:ascii="Calibri" w:hAnsi="Calibri"/>
                 <w:sz w:val="18"/>
               </w:rPr>
-              <w:t>Gemma-4-31B-it (Local)</w:t>
+              <w:t>Gemma-4-31B-it</w:t>
             </w:r>
           </w:p>
         </w:tc>
@@ -1686,7 +1686,304 @@
                 <w:rFonts w:ascii="Calibri" w:hAnsi="Calibri"/>
                 <w:sz w:val="18"/>
               </w:rPr>
-              <w:t>Historia #62</w:t>
+              <w:t>Historia #34</w:t>
+            </w:r>
+          </w:p>
+        </w:tc>
+        <w:tc>
+          <w:tcPr>
+            <w:tcW w:type="dxa" w:w="1584"/>
+            <w:vAlign w:val="center"/>
+            <w:shd w:fill="F8FAFC"/>
+          </w:tcPr>
+          <w:p>
+            <w:pPr>
+              <w:spacing w:after="40" w:before="40"/>
+              <w:jc w:val="center"/>
+            </w:pPr>
+            <w:r>
+              <w:rPr>
+                <w:rFonts w:ascii="Calibri" w:hAnsi="Calibri"/>
+                <w:sz w:val="18"/>
+              </w:rPr>
+              <w:t>b280, e410</w:t>
+            </w:r>
+          </w:p>
+        </w:tc>
+        <w:tc>
+          <w:tcPr>
+            <w:tcW w:type="dxa" w:w="1584"/>
+            <w:vAlign w:val="center"/>
+            <w:shd w:fill="F8FAFC"/>
+          </w:tcPr>
+          <w:p>
+            <w:pPr>
+              <w:spacing w:after="40" w:before="40"/>
+              <w:jc w:val="center"/>
+            </w:pPr>
+            <w:r>
+              <w:rPr>
+                <w:rFonts w:ascii="Calibri" w:hAnsi="Calibri"/>
+                <w:sz w:val="18"/>
+              </w:rPr>
+              <w:t>b280, e410</w:t>
+            </w:r>
+          </w:p>
+        </w:tc>
+        <w:tc>
+          <w:tcPr>
+            <w:tcW w:type="dxa" w:w="1584"/>
+            <w:vAlign w:val="center"/>
+            <w:shd w:fill="F8FAFC"/>
+          </w:tcPr>
+          <w:p>
+            <w:pPr>
+              <w:spacing w:after="40" w:before="40"/>
+              <w:jc w:val="center"/>
+            </w:pPr>
+            <w:r>
+              <w:rPr>
+                <w:rFonts w:ascii="Calibri" w:hAnsi="Calibri"/>
+                <w:sz w:val="18"/>
+              </w:rPr>
+              <w:t>b280, e310, e410</w:t>
+            </w:r>
+          </w:p>
+        </w:tc>
+        <w:tc>
+          <w:tcPr>
+            <w:tcW w:type="dxa" w:w="1584"/>
+            <w:vAlign w:val="center"/>
+            <w:shd w:fill="F8FAFC"/>
+          </w:tcPr>
+          <w:p>
+            <w:pPr>
+              <w:spacing w:after="40" w:before="40"/>
+              <w:jc w:val="center"/>
+            </w:pPr>
+            <w:r>
+              <w:rPr>
+                <w:rFonts w:ascii="Calibri" w:hAnsi="Calibri"/>
+                <w:sz w:val="18"/>
+              </w:rPr>
+              <w:t>b280, e410</w:t>
+            </w:r>
+          </w:p>
+        </w:tc>
+        <w:tc>
+          <w:tcPr>
+            <w:tcW w:type="dxa" w:w="1728"/>
+            <w:vAlign w:val="center"/>
+            <w:shd w:fill="F8FAFC"/>
+          </w:tcPr>
+          <w:p>
+            <w:pPr>
+              <w:spacing w:after="40" w:before="40"/>
+              <w:jc w:val="center"/>
+            </w:pPr>
+            <w:r>
+              <w:rPr>
+                <w:rFonts w:ascii="Calibri" w:hAnsi="Calibri"/>
+                <w:sz w:val="18"/>
+              </w:rPr>
+              <w:t>e310</w:t>
+            </w:r>
+          </w:p>
+        </w:tc>
+      </w:tr>
+      <w:tr>
+        <w:tc>
+          <w:tcPr>
+            <w:tcW w:type="dxa" w:w="2160"/>
+            <w:vAlign w:val="center"/>
+          </w:tcPr>
+          <w:p>
+            <w:pPr>
+              <w:spacing w:after="40" w:before="40"/>
+              <w:jc w:val="left"/>
+            </w:pPr>
+            <w:r>
+              <w:rPr>
+                <w:rFonts w:ascii="Calibri" w:hAnsi="Calibri"/>
+                <w:sz w:val="18"/>
+              </w:rPr>
+              <w:t>Gemma-4-31B-it</w:t>
+            </w:r>
+          </w:p>
+        </w:tc>
+        <w:tc>
+          <w:tcPr>
+            <w:tcW w:type="dxa" w:w="1296"/>
+            <w:vAlign w:val="center"/>
+          </w:tcPr>
+          <w:p>
+            <w:pPr>
+              <w:spacing w:after="40" w:before="40"/>
+              <w:jc w:val="center"/>
+            </w:pPr>
+            <w:r>
+              <w:rPr>
+                <w:rFonts w:ascii="Calibri" w:hAnsi="Calibri"/>
+                <w:sz w:val="18"/>
+              </w:rPr>
+              <w:t>Historia #59</w:t>
+            </w:r>
+          </w:p>
+        </w:tc>
+        <w:tc>
+          <w:tcPr>
+            <w:tcW w:type="dxa" w:w="1584"/>
+            <w:vAlign w:val="center"/>
+          </w:tcPr>
+          <w:p>
+            <w:pPr>
+              <w:spacing w:after="40" w:before="40"/>
+              <w:jc w:val="center"/>
+            </w:pPr>
+            <w:r>
+              <w:rPr>
+                <w:rFonts w:ascii="Calibri" w:hAnsi="Calibri"/>
+                <w:sz w:val="18"/>
+              </w:rPr>
+              <w:t>b130, d240, d920, e410</w:t>
+            </w:r>
+          </w:p>
+        </w:tc>
+        <w:tc>
+          <w:tcPr>
+            <w:tcW w:type="dxa" w:w="1584"/>
+            <w:vAlign w:val="center"/>
+          </w:tcPr>
+          <w:p>
+            <w:pPr>
+              <w:spacing w:after="40" w:before="40"/>
+              <w:jc w:val="center"/>
+            </w:pPr>
+            <w:r>
+              <w:rPr>
+                <w:rFonts w:ascii="Calibri" w:hAnsi="Calibri"/>
+                <w:sz w:val="18"/>
+              </w:rPr>
+              <w:t>b130, b152, d240, d920, e410</w:t>
+            </w:r>
+          </w:p>
+        </w:tc>
+        <w:tc>
+          <w:tcPr>
+            <w:tcW w:type="dxa" w:w="1584"/>
+            <w:vAlign w:val="center"/>
+          </w:tcPr>
+          <w:p>
+            <w:pPr>
+              <w:spacing w:after="40" w:before="40"/>
+              <w:jc w:val="center"/>
+            </w:pPr>
+            <w:r>
+              <w:rPr>
+                <w:rFonts w:ascii="Calibri" w:hAnsi="Calibri"/>
+                <w:sz w:val="18"/>
+              </w:rPr>
+              <w:t>b130, d240, d920, e410</w:t>
+            </w:r>
+          </w:p>
+        </w:tc>
+        <w:tc>
+          <w:tcPr>
+            <w:tcW w:type="dxa" w:w="1584"/>
+            <w:vAlign w:val="center"/>
+          </w:tcPr>
+          <w:p>
+            <w:pPr>
+              <w:spacing w:after="40" w:before="40"/>
+              <w:jc w:val="center"/>
+            </w:pPr>
+            <w:r>
+              <w:rPr>
+                <w:rFonts w:ascii="Calibri" w:hAnsi="Calibri"/>
+                <w:sz w:val="18"/>
+              </w:rPr>
+              <w:t>b130, d240, d920, e410</w:t>
+            </w:r>
+          </w:p>
+        </w:tc>
+        <w:tc>
+          <w:tcPr>
+            <w:tcW w:type="dxa" w:w="1728"/>
+            <w:vAlign w:val="center"/>
+          </w:tcPr>
+          <w:p>
+            <w:pPr>
+              <w:spacing w:after="40" w:before="40"/>
+              <w:jc w:val="center"/>
+            </w:pPr>
+            <w:r>
+              <w:rPr>
+                <w:rFonts w:ascii="Calibri" w:hAnsi="Calibri"/>
+                <w:sz w:val="18"/>
+              </w:rPr>
+              <w:t>b152</w:t>
+            </w:r>
+          </w:p>
+        </w:tc>
+      </w:tr>
+      <w:tr>
+        <w:tc>
+          <w:tcPr>
+            <w:tcW w:type="dxa" w:w="2160"/>
+            <w:vAlign w:val="center"/>
+            <w:shd w:fill="F8FAFC"/>
+          </w:tcPr>
+          <w:p>
+            <w:pPr>
+              <w:spacing w:after="40" w:before="40"/>
+              <w:jc w:val="left"/>
+            </w:pPr>
+            <w:r>
+              <w:rPr>
+                <w:rFonts w:ascii="Calibri" w:hAnsi="Calibri"/>
+                <w:sz w:val="18"/>
+              </w:rPr>
+              <w:t>Gemma-4-31B-it</w:t>
+            </w:r>
+          </w:p>
+        </w:tc>
+        <w:tc>
+          <w:tcPr>
+            <w:tcW w:type="dxa" w:w="1296"/>
+            <w:vAlign w:val="center"/>
+            <w:shd w:fill="F8FAFC"/>
+          </w:tcPr>
+          <w:p>
+            <w:pPr>
+              <w:spacing w:after="40" w:before="40"/>
+              <w:jc w:val="center"/>
+            </w:pPr>
+            <w:r>
+              <w:rPr>
+                <w:rFonts w:ascii="Calibri" w:hAnsi="Calibri"/>
+                <w:sz w:val="18"/>
+              </w:rPr>
+              <w:t>Historia #61</w:t>
+            </w:r>
+          </w:p>
+        </w:tc>
+        <w:tc>
+          <w:tcPr>
+            <w:tcW w:type="dxa" w:w="1584"/>
+            <w:vAlign w:val="center"/>
+            <w:shd w:fill="F8FAFC"/>
+          </w:tcPr>
+          <w:p>
+            <w:pPr>
+              <w:spacing w:after="40" w:before="40"/>
+              <w:jc w:val="center"/>
+            </w:pPr>
+            <w:r>
+              <w:rPr>
+                <w:rFonts w:ascii="Calibri" w:hAnsi="Calibri"/>
+                <w:sz w:val="18"/>
+              </w:rPr>
+              <w:t>b134, b280, e1101, e410</w:t>
             </w:r>
           </w:p>
         </w:tc>
@@ -1726,7 +2023,7 @@
                 <w:rFonts w:ascii="Calibri" w:hAnsi="Calibri"/>
                 <w:sz w:val="18"/>
               </w:rPr>
-              <w:t>b134, b280, e1101, e310, e410</w:t>
+              <w:t>b134, b280, e1101, e410</w:t>
             </w:r>
           </w:p>
         </w:tc>
@@ -1746,27 +2043,7 @@
                 <w:rFonts w:ascii="Calibri" w:hAnsi="Calibri"/>
                 <w:sz w:val="18"/>
               </w:rPr>
-              <w:t>b134, b280, e1101, e310, e355, e410</w:t>
-            </w:r>
-          </w:p>
-        </w:tc>
-        <w:tc>
-          <w:tcPr>
-            <w:tcW w:type="dxa" w:w="1584"/>
-            <w:vAlign w:val="center"/>
-            <w:shd w:fill="F8FAFC"/>
-          </w:tcPr>
-          <w:p>
-            <w:pPr>
-              <w:spacing w:after="40" w:before="40"/>
-              <w:jc w:val="center"/>
-            </w:pPr>
-            <w:r>
-              <w:rPr>
-                <w:rFonts w:ascii="Calibri" w:hAnsi="Calibri"/>
-                <w:sz w:val="18"/>
-              </w:rPr>
-              <w:t>b134, b280, e1101, e310, e410</w:t>
+              <w:t>b134, b280, e1101, e410</w:t>
             </w:r>
           </w:p>
         </w:tc>
@@ -1786,7 +2063,7 @@
                 <w:rFonts w:ascii="Calibri" w:hAnsi="Calibri"/>
                 <w:sz w:val="18"/>
               </w:rPr>
-              <w:t>e355</w:t>
+              <w:t>e310</w:t>
             </w:r>
           </w:p>
         </w:tc>
@@ -1807,7 +2084,7 @@
                 <w:rFonts w:ascii="Calibri" w:hAnsi="Calibri"/>
                 <w:sz w:val="18"/>
               </w:rPr>
-              <w:t>Gemini Flash 3.5 (Cloud - Línea Base)</w:t>
+              <w:t>Gemma-4-31B-it</w:t>
             </w:r>
           </w:p>
         </w:tc>
@@ -1826,7 +2103,7 @@
                 <w:rFonts w:ascii="Calibri" w:hAnsi="Calibri"/>
                 <w:sz w:val="18"/>
               </w:rPr>
-              <w:t>Historia #19</w:t>
+              <w:t>Historia #102</w:t>
             </w:r>
           </w:p>
         </w:tc>
@@ -1845,7 +2122,7 @@
                 <w:rFonts w:ascii="Calibri" w:hAnsi="Calibri"/>
                 <w:sz w:val="18"/>
               </w:rPr>
-              <w:t>b134, b280, e1101</w:t>
+              <w:t>b147, b152, b280, b760, d450</w:t>
             </w:r>
           </w:p>
         </w:tc>
@@ -1864,7 +2141,7 @@
                 <w:rFonts w:ascii="Calibri" w:hAnsi="Calibri"/>
                 <w:sz w:val="18"/>
               </w:rPr>
-              <w:t>b134, b280, e1101, e355</w:t>
+              <w:t>b147, b280, b760, d450</w:t>
             </w:r>
           </w:p>
         </w:tc>
@@ -1883,7 +2160,7 @@
                 <w:rFonts w:ascii="Calibri" w:hAnsi="Calibri"/>
                 <w:sz w:val="18"/>
               </w:rPr>
-              <w:t>b134, b280, e1101</w:t>
+              <w:t>b147, b152, b280, b760, d450</w:t>
             </w:r>
           </w:p>
         </w:tc>
@@ -1902,7 +2179,7 @@
                 <w:rFonts w:ascii="Calibri" w:hAnsi="Calibri"/>
                 <w:sz w:val="18"/>
               </w:rPr>
-              <w:t>b134, b280, e1101</w:t>
+              <w:t>b147, b280, b760, d450</w:t>
             </w:r>
           </w:p>
         </w:tc>
@@ -1921,7 +2198,284 @@
                 <w:rFonts w:ascii="Calibri" w:hAnsi="Calibri"/>
                 <w:sz w:val="18"/>
               </w:rPr>
-              <w:t>e355</w:t>
+              <w:t>b152</w:t>
+            </w:r>
+          </w:p>
+        </w:tc>
+      </w:tr>
+      <w:tr>
+        <w:tc>
+          <w:tcPr>
+            <w:tcW w:type="dxa" w:w="2160"/>
+            <w:vAlign w:val="center"/>
+            <w:shd w:fill="F8FAFC"/>
+          </w:tcPr>
+          <w:p>
+            <w:pPr>
+              <w:spacing w:after="40" w:before="40"/>
+              <w:jc w:val="left"/>
+            </w:pPr>
+            <w:r>
+              <w:rPr>
+                <w:rFonts w:ascii="Calibri" w:hAnsi="Calibri"/>
+                <w:sz w:val="18"/>
+              </w:rPr>
+              <w:t>Gemma-4-31B-it</w:t>
+            </w:r>
+          </w:p>
+        </w:tc>
+        <w:tc>
+          <w:tcPr>
+            <w:tcW w:type="dxa" w:w="1296"/>
+            <w:vAlign w:val="center"/>
+            <w:shd w:fill="F8FAFC"/>
+          </w:tcPr>
+          <w:p>
+            <w:pPr>
+              <w:spacing w:after="40" w:before="40"/>
+              <w:jc w:val="center"/>
+            </w:pPr>
+            <w:r>
+              <w:rPr>
+                <w:rFonts w:ascii="Calibri" w:hAnsi="Calibri"/>
+                <w:sz w:val="18"/>
+              </w:rPr>
+              <w:t>Historia #104</w:t>
+            </w:r>
+          </w:p>
+        </w:tc>
+        <w:tc>
+          <w:tcPr>
+            <w:tcW w:type="dxa" w:w="1584"/>
+            <w:vAlign w:val="center"/>
+            <w:shd w:fill="F8FAFC"/>
+          </w:tcPr>
+          <w:p>
+            <w:pPr>
+              <w:spacing w:after="40" w:before="40"/>
+              <w:jc w:val="center"/>
+            </w:pPr>
+            <w:r>
+              <w:rPr>
+                <w:rFonts w:ascii="Calibri" w:hAnsi="Calibri"/>
+                <w:sz w:val="18"/>
+              </w:rPr>
+              <w:t>b280, b730, b760, d450, d850</w:t>
+            </w:r>
+          </w:p>
+        </w:tc>
+        <w:tc>
+          <w:tcPr>
+            <w:tcW w:type="dxa" w:w="1584"/>
+            <w:vAlign w:val="center"/>
+            <w:shd w:fill="F8FAFC"/>
+          </w:tcPr>
+          <w:p>
+            <w:pPr>
+              <w:spacing w:after="40" w:before="40"/>
+              <w:jc w:val="center"/>
+            </w:pPr>
+            <w:r>
+              <w:rPr>
+                <w:rFonts w:ascii="Calibri" w:hAnsi="Calibri"/>
+                <w:sz w:val="18"/>
+              </w:rPr>
+              <w:t>b280, b730, d450, d850</w:t>
+            </w:r>
+          </w:p>
+        </w:tc>
+        <w:tc>
+          <w:tcPr>
+            <w:tcW w:type="dxa" w:w="1584"/>
+            <w:vAlign w:val="center"/>
+            <w:shd w:fill="F8FAFC"/>
+          </w:tcPr>
+          <w:p>
+            <w:pPr>
+              <w:spacing w:after="40" w:before="40"/>
+              <w:jc w:val="center"/>
+            </w:pPr>
+            <w:r>
+              <w:rPr>
+                <w:rFonts w:ascii="Calibri" w:hAnsi="Calibri"/>
+                <w:sz w:val="18"/>
+              </w:rPr>
+              <w:t>b280, b730, d450, d850</w:t>
+            </w:r>
+          </w:p>
+        </w:tc>
+        <w:tc>
+          <w:tcPr>
+            <w:tcW w:type="dxa" w:w="1584"/>
+            <w:vAlign w:val="center"/>
+            <w:shd w:fill="F8FAFC"/>
+          </w:tcPr>
+          <w:p>
+            <w:pPr>
+              <w:spacing w:after="40" w:before="40"/>
+              <w:jc w:val="center"/>
+            </w:pPr>
+            <w:r>
+              <w:rPr>
+                <w:rFonts w:ascii="Calibri" w:hAnsi="Calibri"/>
+                <w:sz w:val="18"/>
+              </w:rPr>
+              <w:t>b280, b730, d450, d850</w:t>
+            </w:r>
+          </w:p>
+        </w:tc>
+        <w:tc>
+          <w:tcPr>
+            <w:tcW w:type="dxa" w:w="1728"/>
+            <w:vAlign w:val="center"/>
+            <w:shd w:fill="F8FAFC"/>
+          </w:tcPr>
+          <w:p>
+            <w:pPr>
+              <w:spacing w:after="40" w:before="40"/>
+              <w:jc w:val="center"/>
+            </w:pPr>
+            <w:r>
+              <w:rPr>
+                <w:rFonts w:ascii="Calibri" w:hAnsi="Calibri"/>
+                <w:sz w:val="18"/>
+              </w:rPr>
+              <w:t>b760</w:t>
+            </w:r>
+          </w:p>
+        </w:tc>
+      </w:tr>
+      <w:tr>
+        <w:tc>
+          <w:tcPr>
+            <w:tcW w:type="dxa" w:w="2160"/>
+            <w:vAlign w:val="center"/>
+          </w:tcPr>
+          <w:p>
+            <w:pPr>
+              <w:spacing w:after="40" w:before="40"/>
+              <w:jc w:val="left"/>
+            </w:pPr>
+            <w:r>
+              <w:rPr>
+                <w:rFonts w:ascii="Calibri" w:hAnsi="Calibri"/>
+                <w:sz w:val="18"/>
+              </w:rPr>
+              <w:t>Gemma-4-31B-it</w:t>
+            </w:r>
+          </w:p>
+        </w:tc>
+        <w:tc>
+          <w:tcPr>
+            <w:tcW w:type="dxa" w:w="1296"/>
+            <w:vAlign w:val="center"/>
+          </w:tcPr>
+          <w:p>
+            <w:pPr>
+              <w:spacing w:after="40" w:before="40"/>
+              <w:jc w:val="center"/>
+            </w:pPr>
+            <w:r>
+              <w:rPr>
+                <w:rFonts w:ascii="Calibri" w:hAnsi="Calibri"/>
+                <w:sz w:val="18"/>
+              </w:rPr>
+              <w:t>Historia #111</w:t>
+            </w:r>
+          </w:p>
+        </w:tc>
+        <w:tc>
+          <w:tcPr>
+            <w:tcW w:type="dxa" w:w="1584"/>
+            <w:vAlign w:val="center"/>
+          </w:tcPr>
+          <w:p>
+            <w:pPr>
+              <w:spacing w:after="40" w:before="40"/>
+              <w:jc w:val="center"/>
+            </w:pPr>
+            <w:r>
+              <w:rPr>
+                <w:rFonts w:ascii="Calibri" w:hAnsi="Calibri"/>
+                <w:sz w:val="18"/>
+              </w:rPr>
+              <w:t>b130, b280, b455, d450, e1101, e355</w:t>
+            </w:r>
+          </w:p>
+        </w:tc>
+        <w:tc>
+          <w:tcPr>
+            <w:tcW w:type="dxa" w:w="1584"/>
+            <w:vAlign w:val="center"/>
+          </w:tcPr>
+          <w:p>
+            <w:pPr>
+              <w:spacing w:after="40" w:before="40"/>
+              <w:jc w:val="center"/>
+            </w:pPr>
+            <w:r>
+              <w:rPr>
+                <w:rFonts w:ascii="Calibri" w:hAnsi="Calibri"/>
+                <w:sz w:val="18"/>
+              </w:rPr>
+              <w:t>b130, b280, b455, d230, d450, e1101, e355</w:t>
+            </w:r>
+          </w:p>
+        </w:tc>
+        <w:tc>
+          <w:tcPr>
+            <w:tcW w:type="dxa" w:w="1584"/>
+            <w:vAlign w:val="center"/>
+          </w:tcPr>
+          <w:p>
+            <w:pPr>
+              <w:spacing w:after="40" w:before="40"/>
+              <w:jc w:val="center"/>
+            </w:pPr>
+            <w:r>
+              <w:rPr>
+                <w:rFonts w:ascii="Calibri" w:hAnsi="Calibri"/>
+                <w:sz w:val="18"/>
+              </w:rPr>
+              <w:t>b130, b280, b455, d230, d450, e1101, e355</w:t>
+            </w:r>
+          </w:p>
+        </w:tc>
+        <w:tc>
+          <w:tcPr>
+            <w:tcW w:type="dxa" w:w="1584"/>
+            <w:vAlign w:val="center"/>
+          </w:tcPr>
+          <w:p>
+            <w:pPr>
+              <w:spacing w:after="40" w:before="40"/>
+              <w:jc w:val="center"/>
+            </w:pPr>
+            <w:r>
+              <w:rPr>
+                <w:rFonts w:ascii="Calibri" w:hAnsi="Calibri"/>
+                <w:sz w:val="18"/>
+              </w:rPr>
+              <w:t>b130, b280, b455, d450, e1101, e355</w:t>
+            </w:r>
+          </w:p>
+        </w:tc>
+        <w:tc>
+          <w:tcPr>
+            <w:tcW w:type="dxa" w:w="1728"/>
+            <w:vAlign w:val="center"/>
+          </w:tcPr>
+          <w:p>
+            <w:pPr>
+              <w:spacing w:after="40" w:before="40"/>
+              <w:jc w:val="center"/>
+            </w:pPr>
+            <w:r>
+              <w:rPr>
+                <w:rFonts w:ascii="Calibri" w:hAnsi="Calibri"/>
+                <w:sz w:val="18"/>
+              </w:rPr>
+              <w:t>d230</w:t>
             </w:r>
           </w:p>
         </w:tc>
@@ -1963,7 +2517,7 @@
                 <w:rFonts w:ascii="Calibri" w:hAnsi="Calibri"/>
                 <w:sz w:val="18"/>
               </w:rPr>
-              <w:t>Historia #62</w:t>
+              <w:t>Historia #5</w:t>
             </w:r>
           </w:p>
         </w:tc>
@@ -1983,7 +2537,7 @@
                 <w:rFonts w:ascii="Calibri" w:hAnsi="Calibri"/>
                 <w:sz w:val="18"/>
               </w:rPr>
-              <w:t>b134, b280, e1101, e310, e355, e410</w:t>
+              <w:t>b152, b1602, b280, d240, d850, e570</w:t>
             </w:r>
           </w:p>
         </w:tc>
@@ -2003,7 +2557,7 @@
                 <w:rFonts w:ascii="Calibri" w:hAnsi="Calibri"/>
                 <w:sz w:val="18"/>
               </w:rPr>
-              <w:t>b134, b280, e1101, e310, e410</w:t>
+              <w:t>b130, b152, b1602, b280, d240, d850, e570</w:t>
             </w:r>
           </w:p>
         </w:tc>
@@ -2023,7 +2577,7 @@
                 <w:rFonts w:ascii="Calibri" w:hAnsi="Calibri"/>
                 <w:sz w:val="18"/>
               </w:rPr>
-              <w:t>b134, b280, e1101, e310, e355, e410</w:t>
+              <w:t>b130, b152, b1602, b280, d240, d850, e570</w:t>
             </w:r>
           </w:p>
         </w:tc>
@@ -2043,7 +2597,7 @@
                 <w:rFonts w:ascii="Calibri" w:hAnsi="Calibri"/>
                 <w:sz w:val="18"/>
               </w:rPr>
-              <w:t>b134, b280, e1101, e310, e410</w:t>
+              <w:t>b152, b1602, b280, d240, d850, e570</w:t>
             </w:r>
           </w:p>
         </w:tc>
@@ -2063,7 +2617,7 @@
                 <w:rFonts w:ascii="Calibri" w:hAnsi="Calibri"/>
                 <w:sz w:val="18"/>
               </w:rPr>
-              <w:t>e355</w:t>
+              <w:t>b130</w:t>
             </w:r>
           </w:p>
         </w:tc>
@@ -2084,7 +2638,7 @@
                 <w:rFonts w:ascii="Calibri" w:hAnsi="Calibri"/>
                 <w:sz w:val="18"/>
               </w:rPr>
-              <w:t>Gemini Flash 3.6 (Cloud)</w:t>
+              <w:t>Gemini Flash 3.5 (Cloud - Línea Base)</w:t>
             </w:r>
           </w:p>
         </w:tc>
@@ -2103,7 +2657,7 @@
                 <w:rFonts w:ascii="Calibri" w:hAnsi="Calibri"/>
                 <w:sz w:val="18"/>
               </w:rPr>
-              <w:t>Todas (114/114)</w:t>
+              <w:t>Historia #7</w:t>
             </w:r>
           </w:p>
         </w:tc>
@@ -2122,7 +2676,7 @@
                 <w:rFonts w:ascii="Calibri" w:hAnsi="Calibri"/>
                 <w:sz w:val="18"/>
               </w:rPr>
-              <w:t>Acuerdo perfecto</w:t>
+              <w:t>b134, b152, b280, d240, d640, d760, d920, e310, e410</w:t>
             </w:r>
           </w:p>
         </w:tc>
@@ -2141,7 +2695,7 @@
                 <w:rFonts w:ascii="Calibri" w:hAnsi="Calibri"/>
                 <w:sz w:val="18"/>
               </w:rPr>
-              <w:t>Acuerdo perfecto</w:t>
+              <w:t>b134, b152, b280, d240, d640, d760, d920, e410</w:t>
             </w:r>
           </w:p>
         </w:tc>
@@ -2160,7 +2714,7 @@
                 <w:rFonts w:ascii="Calibri" w:hAnsi="Calibri"/>
                 <w:sz w:val="18"/>
               </w:rPr>
-              <w:t>Acuerdo perfecto</w:t>
+              <w:t>b134, b152, b280, d240, d640, d760, d920, e310, e410</w:t>
             </w:r>
           </w:p>
         </w:tc>
@@ -2179,7 +2733,7 @@
                 <w:rFonts w:ascii="Calibri" w:hAnsi="Calibri"/>
                 <w:sz w:val="18"/>
               </w:rPr>
-              <w:t>100% Determinista</w:t>
+              <w:t>b134, b152, b280, d240, d640, d760, d920, e410</w:t>
             </w:r>
           </w:p>
         </w:tc>
@@ -2198,7 +2752,2223 @@
                 <w:rFonts w:ascii="Calibri" w:hAnsi="Calibri"/>
                 <w:sz w:val="18"/>
               </w:rPr>
-              <w:t>Ninguno (0 discrepancias)</w:t>
+              <w:t>e310</w:t>
+            </w:r>
+          </w:p>
+        </w:tc>
+      </w:tr>
+      <w:tr>
+        <w:tc>
+          <w:tcPr>
+            <w:tcW w:type="dxa" w:w="2160"/>
+            <w:vAlign w:val="center"/>
+            <w:shd w:fill="F8FAFC"/>
+          </w:tcPr>
+          <w:p>
+            <w:pPr>
+              <w:spacing w:after="40" w:before="40"/>
+              <w:jc w:val="left"/>
+            </w:pPr>
+            <w:r>
+              <w:rPr>
+                <w:rFonts w:ascii="Calibri" w:hAnsi="Calibri"/>
+                <w:sz w:val="18"/>
+              </w:rPr>
+              <w:t>Gemini Flash 3.5 (Cloud - Línea Base)</w:t>
+            </w:r>
+          </w:p>
+        </w:tc>
+        <w:tc>
+          <w:tcPr>
+            <w:tcW w:type="dxa" w:w="1296"/>
+            <w:vAlign w:val="center"/>
+            <w:shd w:fill="F8FAFC"/>
+          </w:tcPr>
+          <w:p>
+            <w:pPr>
+              <w:spacing w:after="40" w:before="40"/>
+              <w:jc w:val="center"/>
+            </w:pPr>
+            <w:r>
+              <w:rPr>
+                <w:rFonts w:ascii="Calibri" w:hAnsi="Calibri"/>
+                <w:sz w:val="18"/>
+              </w:rPr>
+              <w:t>Historia #9</w:t>
+            </w:r>
+          </w:p>
+        </w:tc>
+        <w:tc>
+          <w:tcPr>
+            <w:tcW w:type="dxa" w:w="1584"/>
+            <w:vAlign w:val="center"/>
+            <w:shd w:fill="F8FAFC"/>
+          </w:tcPr>
+          <w:p>
+            <w:pPr>
+              <w:spacing w:after="40" w:before="40"/>
+              <w:jc w:val="center"/>
+            </w:pPr>
+            <w:r>
+              <w:rPr>
+                <w:rFonts w:ascii="Calibri" w:hAnsi="Calibri"/>
+                <w:sz w:val="18"/>
+              </w:rPr>
+              <w:t>b134, b152, b280, d240, d640, d760, d920, e410</w:t>
+            </w:r>
+          </w:p>
+        </w:tc>
+        <w:tc>
+          <w:tcPr>
+            <w:tcW w:type="dxa" w:w="1584"/>
+            <w:vAlign w:val="center"/>
+            <w:shd w:fill="F8FAFC"/>
+          </w:tcPr>
+          <w:p>
+            <w:pPr>
+              <w:spacing w:after="40" w:before="40"/>
+              <w:jc w:val="center"/>
+            </w:pPr>
+            <w:r>
+              <w:rPr>
+                <w:rFonts w:ascii="Calibri" w:hAnsi="Calibri"/>
+                <w:sz w:val="18"/>
+              </w:rPr>
+              <w:t>b134, b152, b280, d240, d640, d760, d920, e310, e410</w:t>
+            </w:r>
+          </w:p>
+        </w:tc>
+        <w:tc>
+          <w:tcPr>
+            <w:tcW w:type="dxa" w:w="1584"/>
+            <w:vAlign w:val="center"/>
+            <w:shd w:fill="F8FAFC"/>
+          </w:tcPr>
+          <w:p>
+            <w:pPr>
+              <w:spacing w:after="40" w:before="40"/>
+              <w:jc w:val="center"/>
+            </w:pPr>
+            <w:r>
+              <w:rPr>
+                <w:rFonts w:ascii="Calibri" w:hAnsi="Calibri"/>
+                <w:sz w:val="18"/>
+              </w:rPr>
+              <w:t>b134, b152, b280, d240, d640, d760, d920, e310, e410</w:t>
+            </w:r>
+          </w:p>
+        </w:tc>
+        <w:tc>
+          <w:tcPr>
+            <w:tcW w:type="dxa" w:w="1584"/>
+            <w:vAlign w:val="center"/>
+            <w:shd w:fill="F8FAFC"/>
+          </w:tcPr>
+          <w:p>
+            <w:pPr>
+              <w:spacing w:after="40" w:before="40"/>
+              <w:jc w:val="center"/>
+            </w:pPr>
+            <w:r>
+              <w:rPr>
+                <w:rFonts w:ascii="Calibri" w:hAnsi="Calibri"/>
+                <w:sz w:val="18"/>
+              </w:rPr>
+              <w:t>b134, b152, b280, d240, d640, d760, d920, e410</w:t>
+            </w:r>
+          </w:p>
+        </w:tc>
+        <w:tc>
+          <w:tcPr>
+            <w:tcW w:type="dxa" w:w="1728"/>
+            <w:vAlign w:val="center"/>
+            <w:shd w:fill="F8FAFC"/>
+          </w:tcPr>
+          <w:p>
+            <w:pPr>
+              <w:spacing w:after="40" w:before="40"/>
+              <w:jc w:val="center"/>
+            </w:pPr>
+            <w:r>
+              <w:rPr>
+                <w:rFonts w:ascii="Calibri" w:hAnsi="Calibri"/>
+                <w:sz w:val="18"/>
+              </w:rPr>
+              <w:t>e310</w:t>
+            </w:r>
+          </w:p>
+        </w:tc>
+      </w:tr>
+      <w:tr>
+        <w:tc>
+          <w:tcPr>
+            <w:tcW w:type="dxa" w:w="2160"/>
+            <w:vAlign w:val="center"/>
+          </w:tcPr>
+          <w:p>
+            <w:pPr>
+              <w:spacing w:after="40" w:before="40"/>
+              <w:jc w:val="left"/>
+            </w:pPr>
+            <w:r>
+              <w:rPr>
+                <w:rFonts w:ascii="Calibri" w:hAnsi="Calibri"/>
+                <w:sz w:val="18"/>
+              </w:rPr>
+              <w:t>Gemini Flash 3.5 (Cloud - Línea Base)</w:t>
+            </w:r>
+          </w:p>
+        </w:tc>
+        <w:tc>
+          <w:tcPr>
+            <w:tcW w:type="dxa" w:w="1296"/>
+            <w:vAlign w:val="center"/>
+          </w:tcPr>
+          <w:p>
+            <w:pPr>
+              <w:spacing w:after="40" w:before="40"/>
+              <w:jc w:val="center"/>
+            </w:pPr>
+            <w:r>
+              <w:rPr>
+                <w:rFonts w:ascii="Calibri" w:hAnsi="Calibri"/>
+                <w:sz w:val="18"/>
+              </w:rPr>
+              <w:t>Historia #51</w:t>
+            </w:r>
+          </w:p>
+        </w:tc>
+        <w:tc>
+          <w:tcPr>
+            <w:tcW w:type="dxa" w:w="1584"/>
+            <w:vAlign w:val="center"/>
+          </w:tcPr>
+          <w:p>
+            <w:pPr>
+              <w:spacing w:after="40" w:before="40"/>
+              <w:jc w:val="center"/>
+            </w:pPr>
+            <w:r>
+              <w:rPr>
+                <w:rFonts w:ascii="Calibri" w:hAnsi="Calibri"/>
+                <w:sz w:val="18"/>
+              </w:rPr>
+              <w:t>b130, b147, b280</w:t>
+            </w:r>
+          </w:p>
+        </w:tc>
+        <w:tc>
+          <w:tcPr>
+            <w:tcW w:type="dxa" w:w="1584"/>
+            <w:vAlign w:val="center"/>
+          </w:tcPr>
+          <w:p>
+            <w:pPr>
+              <w:spacing w:after="40" w:before="40"/>
+              <w:jc w:val="center"/>
+            </w:pPr>
+            <w:r>
+              <w:rPr>
+                <w:rFonts w:ascii="Calibri" w:hAnsi="Calibri"/>
+                <w:sz w:val="18"/>
+              </w:rPr>
+              <w:t>b130, b147, b280</w:t>
+            </w:r>
+          </w:p>
+        </w:tc>
+        <w:tc>
+          <w:tcPr>
+            <w:tcW w:type="dxa" w:w="1584"/>
+            <w:vAlign w:val="center"/>
+          </w:tcPr>
+          <w:p>
+            <w:pPr>
+              <w:spacing w:after="40" w:before="40"/>
+              <w:jc w:val="center"/>
+            </w:pPr>
+            <w:r>
+              <w:rPr>
+                <w:rFonts w:ascii="Calibri" w:hAnsi="Calibri"/>
+                <w:sz w:val="18"/>
+              </w:rPr>
+              <w:t>b130, b147, b280, b455</w:t>
+            </w:r>
+          </w:p>
+        </w:tc>
+        <w:tc>
+          <w:tcPr>
+            <w:tcW w:type="dxa" w:w="1584"/>
+            <w:vAlign w:val="center"/>
+          </w:tcPr>
+          <w:p>
+            <w:pPr>
+              <w:spacing w:after="40" w:before="40"/>
+              <w:jc w:val="center"/>
+            </w:pPr>
+            <w:r>
+              <w:rPr>
+                <w:rFonts w:ascii="Calibri" w:hAnsi="Calibri"/>
+                <w:sz w:val="18"/>
+              </w:rPr>
+              <w:t>b130, b147, b280</w:t>
+            </w:r>
+          </w:p>
+        </w:tc>
+        <w:tc>
+          <w:tcPr>
+            <w:tcW w:type="dxa" w:w="1728"/>
+            <w:vAlign w:val="center"/>
+          </w:tcPr>
+          <w:p>
+            <w:pPr>
+              <w:spacing w:after="40" w:before="40"/>
+              <w:jc w:val="center"/>
+            </w:pPr>
+            <w:r>
+              <w:rPr>
+                <w:rFonts w:ascii="Calibri" w:hAnsi="Calibri"/>
+                <w:sz w:val="18"/>
+              </w:rPr>
+              <w:t>b455</w:t>
+            </w:r>
+          </w:p>
+        </w:tc>
+      </w:tr>
+      <w:tr>
+        <w:tc>
+          <w:tcPr>
+            <w:tcW w:type="dxa" w:w="2160"/>
+            <w:vAlign w:val="center"/>
+            <w:shd w:fill="F8FAFC"/>
+          </w:tcPr>
+          <w:p>
+            <w:pPr>
+              <w:spacing w:after="40" w:before="40"/>
+              <w:jc w:val="left"/>
+            </w:pPr>
+            <w:r>
+              <w:rPr>
+                <w:rFonts w:ascii="Calibri" w:hAnsi="Calibri"/>
+                <w:sz w:val="18"/>
+              </w:rPr>
+              <w:t>Gemini Flash 3.5 (Cloud - Línea Base)</w:t>
+            </w:r>
+          </w:p>
+        </w:tc>
+        <w:tc>
+          <w:tcPr>
+            <w:tcW w:type="dxa" w:w="1296"/>
+            <w:vAlign w:val="center"/>
+            <w:shd w:fill="F8FAFC"/>
+          </w:tcPr>
+          <w:p>
+            <w:pPr>
+              <w:spacing w:after="40" w:before="40"/>
+              <w:jc w:val="center"/>
+            </w:pPr>
+            <w:r>
+              <w:rPr>
+                <w:rFonts w:ascii="Calibri" w:hAnsi="Calibri"/>
+                <w:sz w:val="18"/>
+              </w:rPr>
+              <w:t>Historia #58</w:t>
+            </w:r>
+          </w:p>
+        </w:tc>
+        <w:tc>
+          <w:tcPr>
+            <w:tcW w:type="dxa" w:w="1584"/>
+            <w:vAlign w:val="center"/>
+            <w:shd w:fill="F8FAFC"/>
+          </w:tcPr>
+          <w:p>
+            <w:pPr>
+              <w:spacing w:after="40" w:before="40"/>
+              <w:jc w:val="center"/>
+            </w:pPr>
+            <w:r>
+              <w:rPr>
+                <w:rFonts w:ascii="Calibri" w:hAnsi="Calibri"/>
+                <w:sz w:val="18"/>
+              </w:rPr>
+              <w:t>b130, d230, d240, d770, d920, e410</w:t>
+            </w:r>
+          </w:p>
+        </w:tc>
+        <w:tc>
+          <w:tcPr>
+            <w:tcW w:type="dxa" w:w="1584"/>
+            <w:vAlign w:val="center"/>
+            <w:shd w:fill="F8FAFC"/>
+          </w:tcPr>
+          <w:p>
+            <w:pPr>
+              <w:spacing w:after="40" w:before="40"/>
+              <w:jc w:val="center"/>
+            </w:pPr>
+            <w:r>
+              <w:rPr>
+                <w:rFonts w:ascii="Calibri" w:hAnsi="Calibri"/>
+                <w:sz w:val="18"/>
+              </w:rPr>
+              <w:t>b130, d230, d240, d770, d920, e310, e410</w:t>
+            </w:r>
+          </w:p>
+        </w:tc>
+        <w:tc>
+          <w:tcPr>
+            <w:tcW w:type="dxa" w:w="1584"/>
+            <w:vAlign w:val="center"/>
+            <w:shd w:fill="F8FAFC"/>
+          </w:tcPr>
+          <w:p>
+            <w:pPr>
+              <w:spacing w:after="40" w:before="40"/>
+              <w:jc w:val="center"/>
+            </w:pPr>
+            <w:r>
+              <w:rPr>
+                <w:rFonts w:ascii="Calibri" w:hAnsi="Calibri"/>
+                <w:sz w:val="18"/>
+              </w:rPr>
+              <w:t>b130, d230, d240, d920, e410</w:t>
+            </w:r>
+          </w:p>
+        </w:tc>
+        <w:tc>
+          <w:tcPr>
+            <w:tcW w:type="dxa" w:w="1584"/>
+            <w:vAlign w:val="center"/>
+            <w:shd w:fill="F8FAFC"/>
+          </w:tcPr>
+          <w:p>
+            <w:pPr>
+              <w:spacing w:after="40" w:before="40"/>
+              <w:jc w:val="center"/>
+            </w:pPr>
+            <w:r>
+              <w:rPr>
+                <w:rFonts w:ascii="Calibri" w:hAnsi="Calibri"/>
+                <w:sz w:val="18"/>
+              </w:rPr>
+              <w:t>b130, d230, d240, d920, e410</w:t>
+            </w:r>
+          </w:p>
+        </w:tc>
+        <w:tc>
+          <w:tcPr>
+            <w:tcW w:type="dxa" w:w="1728"/>
+            <w:vAlign w:val="center"/>
+            <w:shd w:fill="F8FAFC"/>
+          </w:tcPr>
+          <w:p>
+            <w:pPr>
+              <w:spacing w:after="40" w:before="40"/>
+              <w:jc w:val="center"/>
+            </w:pPr>
+            <w:r>
+              <w:rPr>
+                <w:rFonts w:ascii="Calibri" w:hAnsi="Calibri"/>
+                <w:sz w:val="18"/>
+              </w:rPr>
+              <w:t>d770, e310</w:t>
+            </w:r>
+          </w:p>
+        </w:tc>
+      </w:tr>
+      <w:tr>
+        <w:tc>
+          <w:tcPr>
+            <w:tcW w:type="dxa" w:w="2160"/>
+            <w:vAlign w:val="center"/>
+          </w:tcPr>
+          <w:p>
+            <w:pPr>
+              <w:spacing w:after="40" w:before="40"/>
+              <w:jc w:val="left"/>
+            </w:pPr>
+            <w:r>
+              <w:rPr>
+                <w:rFonts w:ascii="Calibri" w:hAnsi="Calibri"/>
+                <w:sz w:val="18"/>
+              </w:rPr>
+              <w:t>Gemini Flash 3.5 (Cloud - Línea Base)</w:t>
+            </w:r>
+          </w:p>
+        </w:tc>
+        <w:tc>
+          <w:tcPr>
+            <w:tcW w:type="dxa" w:w="1296"/>
+            <w:vAlign w:val="center"/>
+          </w:tcPr>
+          <w:p>
+            <w:pPr>
+              <w:spacing w:after="40" w:before="40"/>
+              <w:jc w:val="center"/>
+            </w:pPr>
+            <w:r>
+              <w:rPr>
+                <w:rFonts w:ascii="Calibri" w:hAnsi="Calibri"/>
+                <w:sz w:val="18"/>
+              </w:rPr>
+              <w:t>Historia #63</w:t>
+            </w:r>
+          </w:p>
+        </w:tc>
+        <w:tc>
+          <w:tcPr>
+            <w:tcW w:type="dxa" w:w="1584"/>
+            <w:vAlign w:val="center"/>
+          </w:tcPr>
+          <w:p>
+            <w:pPr>
+              <w:spacing w:after="40" w:before="40"/>
+              <w:jc w:val="center"/>
+            </w:pPr>
+            <w:r>
+              <w:rPr>
+                <w:rFonts w:ascii="Calibri" w:hAnsi="Calibri"/>
+                <w:sz w:val="18"/>
+              </w:rPr>
+              <w:t>b134, b280, d760, e1101, e310, e410</w:t>
+            </w:r>
+          </w:p>
+        </w:tc>
+        <w:tc>
+          <w:tcPr>
+            <w:tcW w:type="dxa" w:w="1584"/>
+            <w:vAlign w:val="center"/>
+          </w:tcPr>
+          <w:p>
+            <w:pPr>
+              <w:spacing w:after="40" w:before="40"/>
+              <w:jc w:val="center"/>
+            </w:pPr>
+            <w:r>
+              <w:rPr>
+                <w:rFonts w:ascii="Calibri" w:hAnsi="Calibri"/>
+                <w:sz w:val="18"/>
+              </w:rPr>
+              <w:t>b134, b280, d760, e1101, e410</w:t>
+            </w:r>
+          </w:p>
+        </w:tc>
+        <w:tc>
+          <w:tcPr>
+            <w:tcW w:type="dxa" w:w="1584"/>
+            <w:vAlign w:val="center"/>
+          </w:tcPr>
+          <w:p>
+            <w:pPr>
+              <w:spacing w:after="40" w:before="40"/>
+              <w:jc w:val="center"/>
+            </w:pPr>
+            <w:r>
+              <w:rPr>
+                <w:rFonts w:ascii="Calibri" w:hAnsi="Calibri"/>
+                <w:sz w:val="18"/>
+              </w:rPr>
+              <w:t>b134, b280, d760, e1101, e310, e410</w:t>
+            </w:r>
+          </w:p>
+        </w:tc>
+        <w:tc>
+          <w:tcPr>
+            <w:tcW w:type="dxa" w:w="1584"/>
+            <w:vAlign w:val="center"/>
+          </w:tcPr>
+          <w:p>
+            <w:pPr>
+              <w:spacing w:after="40" w:before="40"/>
+              <w:jc w:val="center"/>
+            </w:pPr>
+            <w:r>
+              <w:rPr>
+                <w:rFonts w:ascii="Calibri" w:hAnsi="Calibri"/>
+                <w:sz w:val="18"/>
+              </w:rPr>
+              <w:t>b134, b280, d760, e1101, e410</w:t>
+            </w:r>
+          </w:p>
+        </w:tc>
+        <w:tc>
+          <w:tcPr>
+            <w:tcW w:type="dxa" w:w="1728"/>
+            <w:vAlign w:val="center"/>
+          </w:tcPr>
+          <w:p>
+            <w:pPr>
+              <w:spacing w:after="40" w:before="40"/>
+              <w:jc w:val="center"/>
+            </w:pPr>
+            <w:r>
+              <w:rPr>
+                <w:rFonts w:ascii="Calibri" w:hAnsi="Calibri"/>
+                <w:sz w:val="18"/>
+              </w:rPr>
+              <w:t>e310</w:t>
+            </w:r>
+          </w:p>
+        </w:tc>
+      </w:tr>
+      <w:tr>
+        <w:tc>
+          <w:tcPr>
+            <w:tcW w:type="dxa" w:w="2160"/>
+            <w:vAlign w:val="center"/>
+            <w:shd w:fill="F8FAFC"/>
+          </w:tcPr>
+          <w:p>
+            <w:pPr>
+              <w:spacing w:after="40" w:before="40"/>
+              <w:jc w:val="left"/>
+            </w:pPr>
+            <w:r>
+              <w:rPr>
+                <w:rFonts w:ascii="Calibri" w:hAnsi="Calibri"/>
+                <w:sz w:val="18"/>
+              </w:rPr>
+              <w:t>Gemini Flash 3.5 (Cloud - Línea Base)</w:t>
+            </w:r>
+          </w:p>
+        </w:tc>
+        <w:tc>
+          <w:tcPr>
+            <w:tcW w:type="dxa" w:w="1296"/>
+            <w:vAlign w:val="center"/>
+            <w:shd w:fill="F8FAFC"/>
+          </w:tcPr>
+          <w:p>
+            <w:pPr>
+              <w:spacing w:after="40" w:before="40"/>
+              <w:jc w:val="center"/>
+            </w:pPr>
+            <w:r>
+              <w:rPr>
+                <w:rFonts w:ascii="Calibri" w:hAnsi="Calibri"/>
+                <w:sz w:val="18"/>
+              </w:rPr>
+              <w:t>Historia #73</w:t>
+            </w:r>
+          </w:p>
+        </w:tc>
+        <w:tc>
+          <w:tcPr>
+            <w:tcW w:type="dxa" w:w="1584"/>
+            <w:vAlign w:val="center"/>
+            <w:shd w:fill="F8FAFC"/>
+          </w:tcPr>
+          <w:p>
+            <w:pPr>
+              <w:spacing w:after="40" w:before="40"/>
+              <w:jc w:val="center"/>
+            </w:pPr>
+            <w:r>
+              <w:rPr>
+                <w:rFonts w:ascii="Calibri" w:hAnsi="Calibri"/>
+                <w:sz w:val="18"/>
+              </w:rPr>
+              <w:t>b147, b280, b730, b760, d770, e410</w:t>
+            </w:r>
+          </w:p>
+        </w:tc>
+        <w:tc>
+          <w:tcPr>
+            <w:tcW w:type="dxa" w:w="1584"/>
+            <w:vAlign w:val="center"/>
+            <w:shd w:fill="F8FAFC"/>
+          </w:tcPr>
+          <w:p>
+            <w:pPr>
+              <w:spacing w:after="40" w:before="40"/>
+              <w:jc w:val="center"/>
+            </w:pPr>
+            <w:r>
+              <w:rPr>
+                <w:rFonts w:ascii="Calibri" w:hAnsi="Calibri"/>
+                <w:sz w:val="18"/>
+              </w:rPr>
+              <w:t>b147, b280, b730, b760, e410</w:t>
+            </w:r>
+          </w:p>
+        </w:tc>
+        <w:tc>
+          <w:tcPr>
+            <w:tcW w:type="dxa" w:w="1584"/>
+            <w:vAlign w:val="center"/>
+            <w:shd w:fill="F8FAFC"/>
+          </w:tcPr>
+          <w:p>
+            <w:pPr>
+              <w:spacing w:after="40" w:before="40"/>
+              <w:jc w:val="center"/>
+            </w:pPr>
+            <w:r>
+              <w:rPr>
+                <w:rFonts w:ascii="Calibri" w:hAnsi="Calibri"/>
+                <w:sz w:val="18"/>
+              </w:rPr>
+              <w:t>b147, b280, b730, b760, d770, e410</w:t>
+            </w:r>
+          </w:p>
+        </w:tc>
+        <w:tc>
+          <w:tcPr>
+            <w:tcW w:type="dxa" w:w="1584"/>
+            <w:vAlign w:val="center"/>
+            <w:shd w:fill="F8FAFC"/>
+          </w:tcPr>
+          <w:p>
+            <w:pPr>
+              <w:spacing w:after="40" w:before="40"/>
+              <w:jc w:val="center"/>
+            </w:pPr>
+            <w:r>
+              <w:rPr>
+                <w:rFonts w:ascii="Calibri" w:hAnsi="Calibri"/>
+                <w:sz w:val="18"/>
+              </w:rPr>
+              <w:t>b147, b280, b730, b760, e410</w:t>
+            </w:r>
+          </w:p>
+        </w:tc>
+        <w:tc>
+          <w:tcPr>
+            <w:tcW w:type="dxa" w:w="1728"/>
+            <w:vAlign w:val="center"/>
+            <w:shd w:fill="F8FAFC"/>
+          </w:tcPr>
+          <w:p>
+            <w:pPr>
+              <w:spacing w:after="40" w:before="40"/>
+              <w:jc w:val="center"/>
+            </w:pPr>
+            <w:r>
+              <w:rPr>
+                <w:rFonts w:ascii="Calibri" w:hAnsi="Calibri"/>
+                <w:sz w:val="18"/>
+              </w:rPr>
+              <w:t>d770</w:t>
+            </w:r>
+          </w:p>
+        </w:tc>
+      </w:tr>
+      <w:tr>
+        <w:tc>
+          <w:tcPr>
+            <w:tcW w:type="dxa" w:w="2160"/>
+            <w:vAlign w:val="center"/>
+          </w:tcPr>
+          <w:p>
+            <w:pPr>
+              <w:spacing w:after="40" w:before="40"/>
+              <w:jc w:val="left"/>
+            </w:pPr>
+            <w:r>
+              <w:rPr>
+                <w:rFonts w:ascii="Calibri" w:hAnsi="Calibri"/>
+                <w:sz w:val="18"/>
+              </w:rPr>
+              <w:t>Gemini Flash 3.5 (Cloud - Línea Base)</w:t>
+            </w:r>
+          </w:p>
+        </w:tc>
+        <w:tc>
+          <w:tcPr>
+            <w:tcW w:type="dxa" w:w="1296"/>
+            <w:vAlign w:val="center"/>
+          </w:tcPr>
+          <w:p>
+            <w:pPr>
+              <w:spacing w:after="40" w:before="40"/>
+              <w:jc w:val="center"/>
+            </w:pPr>
+            <w:r>
+              <w:rPr>
+                <w:rFonts w:ascii="Calibri" w:hAnsi="Calibri"/>
+                <w:sz w:val="18"/>
+              </w:rPr>
+              <w:t>Historia #75</w:t>
+            </w:r>
+          </w:p>
+        </w:tc>
+        <w:tc>
+          <w:tcPr>
+            <w:tcW w:type="dxa" w:w="1584"/>
+            <w:vAlign w:val="center"/>
+          </w:tcPr>
+          <w:p>
+            <w:pPr>
+              <w:spacing w:after="40" w:before="40"/>
+              <w:jc w:val="center"/>
+            </w:pPr>
+            <w:r>
+              <w:rPr>
+                <w:rFonts w:ascii="Calibri" w:hAnsi="Calibri"/>
+                <w:sz w:val="18"/>
+              </w:rPr>
+              <w:t>b147, b280, b730, b760, e410</w:t>
+            </w:r>
+          </w:p>
+        </w:tc>
+        <w:tc>
+          <w:tcPr>
+            <w:tcW w:type="dxa" w:w="1584"/>
+            <w:vAlign w:val="center"/>
+          </w:tcPr>
+          <w:p>
+            <w:pPr>
+              <w:spacing w:after="40" w:before="40"/>
+              <w:jc w:val="center"/>
+            </w:pPr>
+            <w:r>
+              <w:rPr>
+                <w:rFonts w:ascii="Calibri" w:hAnsi="Calibri"/>
+                <w:sz w:val="18"/>
+              </w:rPr>
+              <w:t>b147, b280, b730, b760, d760, e410</w:t>
+            </w:r>
+          </w:p>
+        </w:tc>
+        <w:tc>
+          <w:tcPr>
+            <w:tcW w:type="dxa" w:w="1584"/>
+            <w:vAlign w:val="center"/>
+          </w:tcPr>
+          <w:p>
+            <w:pPr>
+              <w:spacing w:after="40" w:before="40"/>
+              <w:jc w:val="center"/>
+            </w:pPr>
+            <w:r>
+              <w:rPr>
+                <w:rFonts w:ascii="Calibri" w:hAnsi="Calibri"/>
+                <w:sz w:val="18"/>
+              </w:rPr>
+              <w:t>b147, b280, b730, b760, d760, e310, e410</w:t>
+            </w:r>
+          </w:p>
+        </w:tc>
+        <w:tc>
+          <w:tcPr>
+            <w:tcW w:type="dxa" w:w="1584"/>
+            <w:vAlign w:val="center"/>
+          </w:tcPr>
+          <w:p>
+            <w:pPr>
+              <w:spacing w:after="40" w:before="40"/>
+              <w:jc w:val="center"/>
+            </w:pPr>
+            <w:r>
+              <w:rPr>
+                <w:rFonts w:ascii="Calibri" w:hAnsi="Calibri"/>
+                <w:sz w:val="18"/>
+              </w:rPr>
+              <w:t>b147, b280, b730, b760, e410</w:t>
+            </w:r>
+          </w:p>
+        </w:tc>
+        <w:tc>
+          <w:tcPr>
+            <w:tcW w:type="dxa" w:w="1728"/>
+            <w:vAlign w:val="center"/>
+          </w:tcPr>
+          <w:p>
+            <w:pPr>
+              <w:spacing w:after="40" w:before="40"/>
+              <w:jc w:val="center"/>
+            </w:pPr>
+            <w:r>
+              <w:rPr>
+                <w:rFonts w:ascii="Calibri" w:hAnsi="Calibri"/>
+                <w:sz w:val="18"/>
+              </w:rPr>
+              <w:t>d760, e310</w:t>
+            </w:r>
+          </w:p>
+        </w:tc>
+      </w:tr>
+      <w:tr>
+        <w:tc>
+          <w:tcPr>
+            <w:tcW w:type="dxa" w:w="2160"/>
+            <w:vAlign w:val="center"/>
+            <w:shd w:fill="F8FAFC"/>
+          </w:tcPr>
+          <w:p>
+            <w:pPr>
+              <w:spacing w:after="40" w:before="40"/>
+              <w:jc w:val="left"/>
+            </w:pPr>
+            <w:r>
+              <w:rPr>
+                <w:rFonts w:ascii="Calibri" w:hAnsi="Calibri"/>
+                <w:sz w:val="18"/>
+              </w:rPr>
+              <w:t>Gemini Flash 3.5 (Cloud - Línea Base)</w:t>
+            </w:r>
+          </w:p>
+        </w:tc>
+        <w:tc>
+          <w:tcPr>
+            <w:tcW w:type="dxa" w:w="1296"/>
+            <w:vAlign w:val="center"/>
+            <w:shd w:fill="F8FAFC"/>
+          </w:tcPr>
+          <w:p>
+            <w:pPr>
+              <w:spacing w:after="40" w:before="40"/>
+              <w:jc w:val="center"/>
+            </w:pPr>
+            <w:r>
+              <w:rPr>
+                <w:rFonts w:ascii="Calibri" w:hAnsi="Calibri"/>
+                <w:sz w:val="18"/>
+              </w:rPr>
+              <w:t>Historia #81</w:t>
+            </w:r>
+          </w:p>
+        </w:tc>
+        <w:tc>
+          <w:tcPr>
+            <w:tcW w:type="dxa" w:w="1584"/>
+            <w:vAlign w:val="center"/>
+            <w:shd w:fill="F8FAFC"/>
+          </w:tcPr>
+          <w:p>
+            <w:pPr>
+              <w:spacing w:after="40" w:before="40"/>
+              <w:jc w:val="center"/>
+            </w:pPr>
+            <w:r>
+              <w:rPr>
+                <w:rFonts w:ascii="Calibri" w:hAnsi="Calibri"/>
+                <w:sz w:val="18"/>
+              </w:rPr>
+              <w:t>b1602, b280, d770, e1101, e355</w:t>
+            </w:r>
+          </w:p>
+        </w:tc>
+        <w:tc>
+          <w:tcPr>
+            <w:tcW w:type="dxa" w:w="1584"/>
+            <w:vAlign w:val="center"/>
+            <w:shd w:fill="F8FAFC"/>
+          </w:tcPr>
+          <w:p>
+            <w:pPr>
+              <w:spacing w:after="40" w:before="40"/>
+              <w:jc w:val="center"/>
+            </w:pPr>
+            <w:r>
+              <w:rPr>
+                <w:rFonts w:ascii="Calibri" w:hAnsi="Calibri"/>
+                <w:sz w:val="18"/>
+              </w:rPr>
+              <w:t>b1602, b280, d770, e1101, e355</w:t>
+            </w:r>
+          </w:p>
+        </w:tc>
+        <w:tc>
+          <w:tcPr>
+            <w:tcW w:type="dxa" w:w="1584"/>
+            <w:vAlign w:val="center"/>
+            <w:shd w:fill="F8FAFC"/>
+          </w:tcPr>
+          <w:p>
+            <w:pPr>
+              <w:spacing w:after="40" w:before="40"/>
+              <w:jc w:val="center"/>
+            </w:pPr>
+            <w:r>
+              <w:rPr>
+                <w:rFonts w:ascii="Calibri" w:hAnsi="Calibri"/>
+                <w:sz w:val="18"/>
+              </w:rPr>
+              <w:t>b152, b1602, b280, d770, e1101, e355</w:t>
+            </w:r>
+          </w:p>
+        </w:tc>
+        <w:tc>
+          <w:tcPr>
+            <w:tcW w:type="dxa" w:w="1584"/>
+            <w:vAlign w:val="center"/>
+            <w:shd w:fill="F8FAFC"/>
+          </w:tcPr>
+          <w:p>
+            <w:pPr>
+              <w:spacing w:after="40" w:before="40"/>
+              <w:jc w:val="center"/>
+            </w:pPr>
+            <w:r>
+              <w:rPr>
+                <w:rFonts w:ascii="Calibri" w:hAnsi="Calibri"/>
+                <w:sz w:val="18"/>
+              </w:rPr>
+              <w:t>b1602, b280, d770, e1101, e355</w:t>
+            </w:r>
+          </w:p>
+        </w:tc>
+        <w:tc>
+          <w:tcPr>
+            <w:tcW w:type="dxa" w:w="1728"/>
+            <w:vAlign w:val="center"/>
+            <w:shd w:fill="F8FAFC"/>
+          </w:tcPr>
+          <w:p>
+            <w:pPr>
+              <w:spacing w:after="40" w:before="40"/>
+              <w:jc w:val="center"/>
+            </w:pPr>
+            <w:r>
+              <w:rPr>
+                <w:rFonts w:ascii="Calibri" w:hAnsi="Calibri"/>
+                <w:sz w:val="18"/>
+              </w:rPr>
+              <w:t>b152</w:t>
+            </w:r>
+          </w:p>
+        </w:tc>
+      </w:tr>
+      <w:tr>
+        <w:tc>
+          <w:tcPr>
+            <w:tcW w:type="dxa" w:w="2160"/>
+            <w:vAlign w:val="center"/>
+          </w:tcPr>
+          <w:p>
+            <w:pPr>
+              <w:spacing w:after="40" w:before="40"/>
+              <w:jc w:val="left"/>
+            </w:pPr>
+            <w:r>
+              <w:rPr>
+                <w:rFonts w:ascii="Calibri" w:hAnsi="Calibri"/>
+                <w:sz w:val="18"/>
+              </w:rPr>
+              <w:t>Gemini Flash 3.5 (Cloud - Línea Base)</w:t>
+            </w:r>
+          </w:p>
+        </w:tc>
+        <w:tc>
+          <w:tcPr>
+            <w:tcW w:type="dxa" w:w="1296"/>
+            <w:vAlign w:val="center"/>
+          </w:tcPr>
+          <w:p>
+            <w:pPr>
+              <w:spacing w:after="40" w:before="40"/>
+              <w:jc w:val="center"/>
+            </w:pPr>
+            <w:r>
+              <w:rPr>
+                <w:rFonts w:ascii="Calibri" w:hAnsi="Calibri"/>
+                <w:sz w:val="18"/>
+              </w:rPr>
+              <w:t>Historia #88</w:t>
+            </w:r>
+          </w:p>
+        </w:tc>
+        <w:tc>
+          <w:tcPr>
+            <w:tcW w:type="dxa" w:w="1584"/>
+            <w:vAlign w:val="center"/>
+          </w:tcPr>
+          <w:p>
+            <w:pPr>
+              <w:spacing w:after="40" w:before="40"/>
+              <w:jc w:val="center"/>
+            </w:pPr>
+            <w:r>
+              <w:rPr>
+                <w:rFonts w:ascii="Calibri" w:hAnsi="Calibri"/>
+                <w:sz w:val="18"/>
+              </w:rPr>
+              <w:t>b280, d175, d920, e310, e410</w:t>
+            </w:r>
+          </w:p>
+        </w:tc>
+        <w:tc>
+          <w:tcPr>
+            <w:tcW w:type="dxa" w:w="1584"/>
+            <w:vAlign w:val="center"/>
+          </w:tcPr>
+          <w:p>
+            <w:pPr>
+              <w:spacing w:after="40" w:before="40"/>
+              <w:jc w:val="center"/>
+            </w:pPr>
+            <w:r>
+              <w:rPr>
+                <w:rFonts w:ascii="Calibri" w:hAnsi="Calibri"/>
+                <w:sz w:val="18"/>
+              </w:rPr>
+              <w:t>b280, d175, d920, e410</w:t>
+            </w:r>
+          </w:p>
+        </w:tc>
+        <w:tc>
+          <w:tcPr>
+            <w:tcW w:type="dxa" w:w="1584"/>
+            <w:vAlign w:val="center"/>
+          </w:tcPr>
+          <w:p>
+            <w:pPr>
+              <w:spacing w:after="40" w:before="40"/>
+              <w:jc w:val="center"/>
+            </w:pPr>
+            <w:r>
+              <w:rPr>
+                <w:rFonts w:ascii="Calibri" w:hAnsi="Calibri"/>
+                <w:sz w:val="18"/>
+              </w:rPr>
+              <w:t>b280, d175, d920, e410</w:t>
+            </w:r>
+          </w:p>
+        </w:tc>
+        <w:tc>
+          <w:tcPr>
+            <w:tcW w:type="dxa" w:w="1584"/>
+            <w:vAlign w:val="center"/>
+          </w:tcPr>
+          <w:p>
+            <w:pPr>
+              <w:spacing w:after="40" w:before="40"/>
+              <w:jc w:val="center"/>
+            </w:pPr>
+            <w:r>
+              <w:rPr>
+                <w:rFonts w:ascii="Calibri" w:hAnsi="Calibri"/>
+                <w:sz w:val="18"/>
+              </w:rPr>
+              <w:t>b280, d175, d920, e410</w:t>
+            </w:r>
+          </w:p>
+        </w:tc>
+        <w:tc>
+          <w:tcPr>
+            <w:tcW w:type="dxa" w:w="1728"/>
+            <w:vAlign w:val="center"/>
+          </w:tcPr>
+          <w:p>
+            <w:pPr>
+              <w:spacing w:after="40" w:before="40"/>
+              <w:jc w:val="center"/>
+            </w:pPr>
+            <w:r>
+              <w:rPr>
+                <w:rFonts w:ascii="Calibri" w:hAnsi="Calibri"/>
+                <w:sz w:val="18"/>
+              </w:rPr>
+              <w:t>e310</w:t>
+            </w:r>
+          </w:p>
+        </w:tc>
+      </w:tr>
+      <w:tr>
+        <w:tc>
+          <w:tcPr>
+            <w:tcW w:type="dxa" w:w="2160"/>
+            <w:vAlign w:val="center"/>
+            <w:shd w:fill="F8FAFC"/>
+          </w:tcPr>
+          <w:p>
+            <w:pPr>
+              <w:spacing w:after="40" w:before="40"/>
+              <w:jc w:val="left"/>
+            </w:pPr>
+            <w:r>
+              <w:rPr>
+                <w:rFonts w:ascii="Calibri" w:hAnsi="Calibri"/>
+                <w:sz w:val="18"/>
+              </w:rPr>
+              <w:t>Gemini Flash 3.5 (Cloud - Línea Base)</w:t>
+            </w:r>
+          </w:p>
+        </w:tc>
+        <w:tc>
+          <w:tcPr>
+            <w:tcW w:type="dxa" w:w="1296"/>
+            <w:vAlign w:val="center"/>
+            <w:shd w:fill="F8FAFC"/>
+          </w:tcPr>
+          <w:p>
+            <w:pPr>
+              <w:spacing w:after="40" w:before="40"/>
+              <w:jc w:val="center"/>
+            </w:pPr>
+            <w:r>
+              <w:rPr>
+                <w:rFonts w:ascii="Calibri" w:hAnsi="Calibri"/>
+                <w:sz w:val="18"/>
+              </w:rPr>
+              <w:t>Historia #90</w:t>
+            </w:r>
+          </w:p>
+        </w:tc>
+        <w:tc>
+          <w:tcPr>
+            <w:tcW w:type="dxa" w:w="1584"/>
+            <w:vAlign w:val="center"/>
+            <w:shd w:fill="F8FAFC"/>
+          </w:tcPr>
+          <w:p>
+            <w:pPr>
+              <w:spacing w:after="40" w:before="40"/>
+              <w:jc w:val="center"/>
+            </w:pPr>
+            <w:r>
+              <w:rPr>
+                <w:rFonts w:ascii="Calibri" w:hAnsi="Calibri"/>
+                <w:sz w:val="18"/>
+              </w:rPr>
+              <w:t>b152, b280, d175, d920, e310, e410</w:t>
+            </w:r>
+          </w:p>
+        </w:tc>
+        <w:tc>
+          <w:tcPr>
+            <w:tcW w:type="dxa" w:w="1584"/>
+            <w:vAlign w:val="center"/>
+            <w:shd w:fill="F8FAFC"/>
+          </w:tcPr>
+          <w:p>
+            <w:pPr>
+              <w:spacing w:after="40" w:before="40"/>
+              <w:jc w:val="center"/>
+            </w:pPr>
+            <w:r>
+              <w:rPr>
+                <w:rFonts w:ascii="Calibri" w:hAnsi="Calibri"/>
+                <w:sz w:val="18"/>
+              </w:rPr>
+              <w:t>b152, b280, d175, d920, e410</w:t>
+            </w:r>
+          </w:p>
+        </w:tc>
+        <w:tc>
+          <w:tcPr>
+            <w:tcW w:type="dxa" w:w="1584"/>
+            <w:vAlign w:val="center"/>
+            <w:shd w:fill="F8FAFC"/>
+          </w:tcPr>
+          <w:p>
+            <w:pPr>
+              <w:spacing w:after="40" w:before="40"/>
+              <w:jc w:val="center"/>
+            </w:pPr>
+            <w:r>
+              <w:rPr>
+                <w:rFonts w:ascii="Calibri" w:hAnsi="Calibri"/>
+                <w:sz w:val="18"/>
+              </w:rPr>
+              <w:t>b152, b280, d175, d920, e310, e410</w:t>
+            </w:r>
+          </w:p>
+        </w:tc>
+        <w:tc>
+          <w:tcPr>
+            <w:tcW w:type="dxa" w:w="1584"/>
+            <w:vAlign w:val="center"/>
+            <w:shd w:fill="F8FAFC"/>
+          </w:tcPr>
+          <w:p>
+            <w:pPr>
+              <w:spacing w:after="40" w:before="40"/>
+              <w:jc w:val="center"/>
+            </w:pPr>
+            <w:r>
+              <w:rPr>
+                <w:rFonts w:ascii="Calibri" w:hAnsi="Calibri"/>
+                <w:sz w:val="18"/>
+              </w:rPr>
+              <w:t>b152, b280, d175, d920, e410</w:t>
+            </w:r>
+          </w:p>
+        </w:tc>
+        <w:tc>
+          <w:tcPr>
+            <w:tcW w:type="dxa" w:w="1728"/>
+            <w:vAlign w:val="center"/>
+            <w:shd w:fill="F8FAFC"/>
+          </w:tcPr>
+          <w:p>
+            <w:pPr>
+              <w:spacing w:after="40" w:before="40"/>
+              <w:jc w:val="center"/>
+            </w:pPr>
+            <w:r>
+              <w:rPr>
+                <w:rFonts w:ascii="Calibri" w:hAnsi="Calibri"/>
+                <w:sz w:val="18"/>
+              </w:rPr>
+              <w:t>e310</w:t>
+            </w:r>
+          </w:p>
+        </w:tc>
+      </w:tr>
+      <w:tr>
+        <w:tc>
+          <w:tcPr>
+            <w:tcW w:type="dxa" w:w="2160"/>
+            <w:vAlign w:val="center"/>
+          </w:tcPr>
+          <w:p>
+            <w:pPr>
+              <w:spacing w:after="40" w:before="40"/>
+              <w:jc w:val="left"/>
+            </w:pPr>
+            <w:r>
+              <w:rPr>
+                <w:rFonts w:ascii="Calibri" w:hAnsi="Calibri"/>
+                <w:sz w:val="18"/>
+              </w:rPr>
+              <w:t>Gemini Flash 3.5 (Cloud - Línea Base)</w:t>
+            </w:r>
+          </w:p>
+        </w:tc>
+        <w:tc>
+          <w:tcPr>
+            <w:tcW w:type="dxa" w:w="1296"/>
+            <w:vAlign w:val="center"/>
+          </w:tcPr>
+          <w:p>
+            <w:pPr>
+              <w:spacing w:after="40" w:before="40"/>
+              <w:jc w:val="center"/>
+            </w:pPr>
+            <w:r>
+              <w:rPr>
+                <w:rFonts w:ascii="Calibri" w:hAnsi="Calibri"/>
+                <w:sz w:val="18"/>
+              </w:rPr>
+              <w:t>Historia #105</w:t>
+            </w:r>
+          </w:p>
+        </w:tc>
+        <w:tc>
+          <w:tcPr>
+            <w:tcW w:type="dxa" w:w="1584"/>
+            <w:vAlign w:val="center"/>
+          </w:tcPr>
+          <w:p>
+            <w:pPr>
+              <w:spacing w:after="40" w:before="40"/>
+              <w:jc w:val="center"/>
+            </w:pPr>
+            <w:r>
+              <w:rPr>
+                <w:rFonts w:ascii="Calibri" w:hAnsi="Calibri"/>
+                <w:sz w:val="18"/>
+              </w:rPr>
+              <w:t>b280, b730, d450, d850</w:t>
+            </w:r>
+          </w:p>
+        </w:tc>
+        <w:tc>
+          <w:tcPr>
+            <w:tcW w:type="dxa" w:w="1584"/>
+            <w:vAlign w:val="center"/>
+          </w:tcPr>
+          <w:p>
+            <w:pPr>
+              <w:spacing w:after="40" w:before="40"/>
+              <w:jc w:val="center"/>
+            </w:pPr>
+            <w:r>
+              <w:rPr>
+                <w:rFonts w:ascii="Calibri" w:hAnsi="Calibri"/>
+                <w:sz w:val="18"/>
+              </w:rPr>
+              <w:t>b280, b730, b760, d450, d850</w:t>
+            </w:r>
+          </w:p>
+        </w:tc>
+        <w:tc>
+          <w:tcPr>
+            <w:tcW w:type="dxa" w:w="1584"/>
+            <w:vAlign w:val="center"/>
+          </w:tcPr>
+          <w:p>
+            <w:pPr>
+              <w:spacing w:after="40" w:before="40"/>
+              <w:jc w:val="center"/>
+            </w:pPr>
+            <w:r>
+              <w:rPr>
+                <w:rFonts w:ascii="Calibri" w:hAnsi="Calibri"/>
+                <w:sz w:val="18"/>
+              </w:rPr>
+              <w:t>b280, b730, d450, d850</w:t>
+            </w:r>
+          </w:p>
+        </w:tc>
+        <w:tc>
+          <w:tcPr>
+            <w:tcW w:type="dxa" w:w="1584"/>
+            <w:vAlign w:val="center"/>
+          </w:tcPr>
+          <w:p>
+            <w:pPr>
+              <w:spacing w:after="40" w:before="40"/>
+              <w:jc w:val="center"/>
+            </w:pPr>
+            <w:r>
+              <w:rPr>
+                <w:rFonts w:ascii="Calibri" w:hAnsi="Calibri"/>
+                <w:sz w:val="18"/>
+              </w:rPr>
+              <w:t>b280, b730, d450, d850</w:t>
+            </w:r>
+          </w:p>
+        </w:tc>
+        <w:tc>
+          <w:tcPr>
+            <w:tcW w:type="dxa" w:w="1728"/>
+            <w:vAlign w:val="center"/>
+          </w:tcPr>
+          <w:p>
+            <w:pPr>
+              <w:spacing w:after="40" w:before="40"/>
+              <w:jc w:val="center"/>
+            </w:pPr>
+            <w:r>
+              <w:rPr>
+                <w:rFonts w:ascii="Calibri" w:hAnsi="Calibri"/>
+                <w:sz w:val="18"/>
+              </w:rPr>
+              <w:t>b760</w:t>
+            </w:r>
+          </w:p>
+        </w:tc>
+      </w:tr>
+      <w:tr>
+        <w:tc>
+          <w:tcPr>
+            <w:tcW w:type="dxa" w:w="2160"/>
+            <w:vAlign w:val="center"/>
+            <w:shd w:fill="F8FAFC"/>
+          </w:tcPr>
+          <w:p>
+            <w:pPr>
+              <w:spacing w:after="40" w:before="40"/>
+              <w:jc w:val="left"/>
+            </w:pPr>
+            <w:r>
+              <w:rPr>
+                <w:rFonts w:ascii="Calibri" w:hAnsi="Calibri"/>
+                <w:sz w:val="18"/>
+              </w:rPr>
+              <w:t>Gemini Flash 3.7</w:t>
+            </w:r>
+          </w:p>
+        </w:tc>
+        <w:tc>
+          <w:tcPr>
+            <w:tcW w:type="dxa" w:w="1296"/>
+            <w:vAlign w:val="center"/>
+            <w:shd w:fill="F8FAFC"/>
+          </w:tcPr>
+          <w:p>
+            <w:pPr>
+              <w:spacing w:after="40" w:before="40"/>
+              <w:jc w:val="center"/>
+            </w:pPr>
+            <w:r>
+              <w:rPr>
+                <w:rFonts w:ascii="Calibri" w:hAnsi="Calibri"/>
+                <w:sz w:val="18"/>
+              </w:rPr>
+              <w:t>Historia #7</w:t>
+            </w:r>
+          </w:p>
+        </w:tc>
+        <w:tc>
+          <w:tcPr>
+            <w:tcW w:type="dxa" w:w="1584"/>
+            <w:vAlign w:val="center"/>
+            <w:shd w:fill="F8FAFC"/>
+          </w:tcPr>
+          <w:p>
+            <w:pPr>
+              <w:spacing w:after="40" w:before="40"/>
+              <w:jc w:val="center"/>
+            </w:pPr>
+            <w:r>
+              <w:rPr>
+                <w:rFonts w:ascii="Calibri" w:hAnsi="Calibri"/>
+                <w:sz w:val="18"/>
+              </w:rPr>
+              <w:t>b134, b152, b280, d240, d640, d760, d920, e410</w:t>
+            </w:r>
+          </w:p>
+        </w:tc>
+        <w:tc>
+          <w:tcPr>
+            <w:tcW w:type="dxa" w:w="1584"/>
+            <w:vAlign w:val="center"/>
+            <w:shd w:fill="F8FAFC"/>
+          </w:tcPr>
+          <w:p>
+            <w:pPr>
+              <w:spacing w:after="40" w:before="40"/>
+              <w:jc w:val="center"/>
+            </w:pPr>
+            <w:r>
+              <w:rPr>
+                <w:rFonts w:ascii="Calibri" w:hAnsi="Calibri"/>
+                <w:sz w:val="18"/>
+              </w:rPr>
+              <w:t>b134, b152, b280, d240, d640, d760, d920, e310, e410</w:t>
+            </w:r>
+          </w:p>
+        </w:tc>
+        <w:tc>
+          <w:tcPr>
+            <w:tcW w:type="dxa" w:w="1584"/>
+            <w:vAlign w:val="center"/>
+            <w:shd w:fill="F8FAFC"/>
+          </w:tcPr>
+          <w:p>
+            <w:pPr>
+              <w:spacing w:after="40" w:before="40"/>
+              <w:jc w:val="center"/>
+            </w:pPr>
+            <w:r>
+              <w:rPr>
+                <w:rFonts w:ascii="Calibri" w:hAnsi="Calibri"/>
+                <w:sz w:val="18"/>
+              </w:rPr>
+              <w:t>b134, b152, b280, d240, d640, d760, d920, e310, e410</w:t>
+            </w:r>
+          </w:p>
+        </w:tc>
+        <w:tc>
+          <w:tcPr>
+            <w:tcW w:type="dxa" w:w="1584"/>
+            <w:vAlign w:val="center"/>
+            <w:shd w:fill="F8FAFC"/>
+          </w:tcPr>
+          <w:p>
+            <w:pPr>
+              <w:spacing w:after="40" w:before="40"/>
+              <w:jc w:val="center"/>
+            </w:pPr>
+            <w:r>
+              <w:rPr>
+                <w:rFonts w:ascii="Calibri" w:hAnsi="Calibri"/>
+                <w:sz w:val="18"/>
+              </w:rPr>
+              <w:t>b134, b152, b280, d240, d640, d760, d920, e410</w:t>
+            </w:r>
+          </w:p>
+        </w:tc>
+        <w:tc>
+          <w:tcPr>
+            <w:tcW w:type="dxa" w:w="1728"/>
+            <w:vAlign w:val="center"/>
+            <w:shd w:fill="F8FAFC"/>
+          </w:tcPr>
+          <w:p>
+            <w:pPr>
+              <w:spacing w:after="40" w:before="40"/>
+              <w:jc w:val="center"/>
+            </w:pPr>
+            <w:r>
+              <w:rPr>
+                <w:rFonts w:ascii="Calibri" w:hAnsi="Calibri"/>
+                <w:sz w:val="18"/>
+              </w:rPr>
+              <w:t>e310</w:t>
+            </w:r>
+          </w:p>
+        </w:tc>
+      </w:tr>
+      <w:tr>
+        <w:tc>
+          <w:tcPr>
+            <w:tcW w:type="dxa" w:w="2160"/>
+            <w:vAlign w:val="center"/>
+          </w:tcPr>
+          <w:p>
+            <w:pPr>
+              <w:spacing w:after="40" w:before="40"/>
+              <w:jc w:val="left"/>
+            </w:pPr>
+            <w:r>
+              <w:rPr>
+                <w:rFonts w:ascii="Calibri" w:hAnsi="Calibri"/>
+                <w:sz w:val="18"/>
+              </w:rPr>
+              <w:t>Gemini Flash 3.7</w:t>
+            </w:r>
+          </w:p>
+        </w:tc>
+        <w:tc>
+          <w:tcPr>
+            <w:tcW w:type="dxa" w:w="1296"/>
+            <w:vAlign w:val="center"/>
+          </w:tcPr>
+          <w:p>
+            <w:pPr>
+              <w:spacing w:after="40" w:before="40"/>
+              <w:jc w:val="center"/>
+            </w:pPr>
+            <w:r>
+              <w:rPr>
+                <w:rFonts w:ascii="Calibri" w:hAnsi="Calibri"/>
+                <w:sz w:val="18"/>
+              </w:rPr>
+              <w:t>Historia #9</w:t>
+            </w:r>
+          </w:p>
+        </w:tc>
+        <w:tc>
+          <w:tcPr>
+            <w:tcW w:type="dxa" w:w="1584"/>
+            <w:vAlign w:val="center"/>
+          </w:tcPr>
+          <w:p>
+            <w:pPr>
+              <w:spacing w:after="40" w:before="40"/>
+              <w:jc w:val="center"/>
+            </w:pPr>
+            <w:r>
+              <w:rPr>
+                <w:rFonts w:ascii="Calibri" w:hAnsi="Calibri"/>
+                <w:sz w:val="18"/>
+              </w:rPr>
+              <w:t>b134, b152, b280, d240, d640, d760, d920, e410</w:t>
+            </w:r>
+          </w:p>
+        </w:tc>
+        <w:tc>
+          <w:tcPr>
+            <w:tcW w:type="dxa" w:w="1584"/>
+            <w:vAlign w:val="center"/>
+          </w:tcPr>
+          <w:p>
+            <w:pPr>
+              <w:spacing w:after="40" w:before="40"/>
+              <w:jc w:val="center"/>
+            </w:pPr>
+            <w:r>
+              <w:rPr>
+                <w:rFonts w:ascii="Calibri" w:hAnsi="Calibri"/>
+                <w:sz w:val="18"/>
+              </w:rPr>
+              <w:t>b134, b152, b280, d240, d640, d760, d920, e310, e410</w:t>
+            </w:r>
+          </w:p>
+        </w:tc>
+        <w:tc>
+          <w:tcPr>
+            <w:tcW w:type="dxa" w:w="1584"/>
+            <w:vAlign w:val="center"/>
+          </w:tcPr>
+          <w:p>
+            <w:pPr>
+              <w:spacing w:after="40" w:before="40"/>
+              <w:jc w:val="center"/>
+            </w:pPr>
+            <w:r>
+              <w:rPr>
+                <w:rFonts w:ascii="Calibri" w:hAnsi="Calibri"/>
+                <w:sz w:val="18"/>
+              </w:rPr>
+              <w:t>b134, b152, b280, d240, d640, d760, d920, e410</w:t>
+            </w:r>
+          </w:p>
+        </w:tc>
+        <w:tc>
+          <w:tcPr>
+            <w:tcW w:type="dxa" w:w="1584"/>
+            <w:vAlign w:val="center"/>
+          </w:tcPr>
+          <w:p>
+            <w:pPr>
+              <w:spacing w:after="40" w:before="40"/>
+              <w:jc w:val="center"/>
+            </w:pPr>
+            <w:r>
+              <w:rPr>
+                <w:rFonts w:ascii="Calibri" w:hAnsi="Calibri"/>
+                <w:sz w:val="18"/>
+              </w:rPr>
+              <w:t>b134, b152, b280, d240, d640, d760, d920, e410</w:t>
+            </w:r>
+          </w:p>
+        </w:tc>
+        <w:tc>
+          <w:tcPr>
+            <w:tcW w:type="dxa" w:w="1728"/>
+            <w:vAlign w:val="center"/>
+          </w:tcPr>
+          <w:p>
+            <w:pPr>
+              <w:spacing w:after="40" w:before="40"/>
+              <w:jc w:val="center"/>
+            </w:pPr>
+            <w:r>
+              <w:rPr>
+                <w:rFonts w:ascii="Calibri" w:hAnsi="Calibri"/>
+                <w:sz w:val="18"/>
+              </w:rPr>
+              <w:t>e310</w:t>
+            </w:r>
+          </w:p>
+        </w:tc>
+      </w:tr>
+      <w:tr>
+        <w:tc>
+          <w:tcPr>
+            <w:tcW w:type="dxa" w:w="2160"/>
+            <w:vAlign w:val="center"/>
+            <w:shd w:fill="F8FAFC"/>
+          </w:tcPr>
+          <w:p>
+            <w:pPr>
+              <w:spacing w:after="40" w:before="40"/>
+              <w:jc w:val="left"/>
+            </w:pPr>
+            <w:r>
+              <w:rPr>
+                <w:rFonts w:ascii="Calibri" w:hAnsi="Calibri"/>
+                <w:sz w:val="18"/>
+              </w:rPr>
+              <w:t>Gemini Flash 3.7</w:t>
+            </w:r>
+          </w:p>
+        </w:tc>
+        <w:tc>
+          <w:tcPr>
+            <w:tcW w:type="dxa" w:w="1296"/>
+            <w:vAlign w:val="center"/>
+            <w:shd w:fill="F8FAFC"/>
+          </w:tcPr>
+          <w:p>
+            <w:pPr>
+              <w:spacing w:after="40" w:before="40"/>
+              <w:jc w:val="center"/>
+            </w:pPr>
+            <w:r>
+              <w:rPr>
+                <w:rFonts w:ascii="Calibri" w:hAnsi="Calibri"/>
+                <w:sz w:val="18"/>
+              </w:rPr>
+              <w:t>Historia #34</w:t>
+            </w:r>
+          </w:p>
+        </w:tc>
+        <w:tc>
+          <w:tcPr>
+            <w:tcW w:type="dxa" w:w="1584"/>
+            <w:vAlign w:val="center"/>
+            <w:shd w:fill="F8FAFC"/>
+          </w:tcPr>
+          <w:p>
+            <w:pPr>
+              <w:spacing w:after="40" w:before="40"/>
+              <w:jc w:val="center"/>
+            </w:pPr>
+            <w:r>
+              <w:rPr>
+                <w:rFonts w:ascii="Calibri" w:hAnsi="Calibri"/>
+                <w:sz w:val="18"/>
+              </w:rPr>
+              <w:t>b280, e410</w:t>
+            </w:r>
+          </w:p>
+        </w:tc>
+        <w:tc>
+          <w:tcPr>
+            <w:tcW w:type="dxa" w:w="1584"/>
+            <w:vAlign w:val="center"/>
+            <w:shd w:fill="F8FAFC"/>
+          </w:tcPr>
+          <w:p>
+            <w:pPr>
+              <w:spacing w:after="40" w:before="40"/>
+              <w:jc w:val="center"/>
+            </w:pPr>
+            <w:r>
+              <w:rPr>
+                <w:rFonts w:ascii="Calibri" w:hAnsi="Calibri"/>
+                <w:sz w:val="18"/>
+              </w:rPr>
+              <w:t>b280, d770, e410</w:t>
+            </w:r>
+          </w:p>
+        </w:tc>
+        <w:tc>
+          <w:tcPr>
+            <w:tcW w:type="dxa" w:w="1584"/>
+            <w:vAlign w:val="center"/>
+            <w:shd w:fill="F8FAFC"/>
+          </w:tcPr>
+          <w:p>
+            <w:pPr>
+              <w:spacing w:after="40" w:before="40"/>
+              <w:jc w:val="center"/>
+            </w:pPr>
+            <w:r>
+              <w:rPr>
+                <w:rFonts w:ascii="Calibri" w:hAnsi="Calibri"/>
+                <w:sz w:val="18"/>
+              </w:rPr>
+              <w:t>b280, d770, e410</w:t>
+            </w:r>
+          </w:p>
+        </w:tc>
+        <w:tc>
+          <w:tcPr>
+            <w:tcW w:type="dxa" w:w="1584"/>
+            <w:vAlign w:val="center"/>
+            <w:shd w:fill="F8FAFC"/>
+          </w:tcPr>
+          <w:p>
+            <w:pPr>
+              <w:spacing w:after="40" w:before="40"/>
+              <w:jc w:val="center"/>
+            </w:pPr>
+            <w:r>
+              <w:rPr>
+                <w:rFonts w:ascii="Calibri" w:hAnsi="Calibri"/>
+                <w:sz w:val="18"/>
+              </w:rPr>
+              <w:t>b280, e410</w:t>
+            </w:r>
+          </w:p>
+        </w:tc>
+        <w:tc>
+          <w:tcPr>
+            <w:tcW w:type="dxa" w:w="1728"/>
+            <w:vAlign w:val="center"/>
+            <w:shd w:fill="F8FAFC"/>
+          </w:tcPr>
+          <w:p>
+            <w:pPr>
+              <w:spacing w:after="40" w:before="40"/>
+              <w:jc w:val="center"/>
+            </w:pPr>
+            <w:r>
+              <w:rPr>
+                <w:rFonts w:ascii="Calibri" w:hAnsi="Calibri"/>
+                <w:sz w:val="18"/>
+              </w:rPr>
+              <w:t>d770</w:t>
+            </w:r>
+          </w:p>
+        </w:tc>
+      </w:tr>
+      <w:tr>
+        <w:tc>
+          <w:tcPr>
+            <w:tcW w:type="dxa" w:w="2160"/>
+            <w:vAlign w:val="center"/>
+          </w:tcPr>
+          <w:p>
+            <w:pPr>
+              <w:spacing w:after="40" w:before="40"/>
+              <w:jc w:val="left"/>
+            </w:pPr>
+            <w:r>
+              <w:rPr>
+                <w:rFonts w:ascii="Calibri" w:hAnsi="Calibri"/>
+                <w:sz w:val="18"/>
+              </w:rPr>
+              <w:t>Gemini Flash 3.7</w:t>
+            </w:r>
+          </w:p>
+        </w:tc>
+        <w:tc>
+          <w:tcPr>
+            <w:tcW w:type="dxa" w:w="1296"/>
+            <w:vAlign w:val="center"/>
+          </w:tcPr>
+          <w:p>
+            <w:pPr>
+              <w:spacing w:after="40" w:before="40"/>
+              <w:jc w:val="center"/>
+            </w:pPr>
+            <w:r>
+              <w:rPr>
+                <w:rFonts w:ascii="Calibri" w:hAnsi="Calibri"/>
+                <w:sz w:val="18"/>
+              </w:rPr>
+              <w:t>Historia #62</w:t>
+            </w:r>
+          </w:p>
+        </w:tc>
+        <w:tc>
+          <w:tcPr>
+            <w:tcW w:type="dxa" w:w="1584"/>
+            <w:vAlign w:val="center"/>
+          </w:tcPr>
+          <w:p>
+            <w:pPr>
+              <w:spacing w:after="40" w:before="40"/>
+              <w:jc w:val="center"/>
+            </w:pPr>
+            <w:r>
+              <w:rPr>
+                <w:rFonts w:ascii="Calibri" w:hAnsi="Calibri"/>
+                <w:sz w:val="18"/>
+              </w:rPr>
+              <w:t>b134, b280, e1101, e355, e410</w:t>
+            </w:r>
+          </w:p>
+        </w:tc>
+        <w:tc>
+          <w:tcPr>
+            <w:tcW w:type="dxa" w:w="1584"/>
+            <w:vAlign w:val="center"/>
+          </w:tcPr>
+          <w:p>
+            <w:pPr>
+              <w:spacing w:after="40" w:before="40"/>
+              <w:jc w:val="center"/>
+            </w:pPr>
+            <w:r>
+              <w:rPr>
+                <w:rFonts w:ascii="Calibri" w:hAnsi="Calibri"/>
+                <w:sz w:val="18"/>
+              </w:rPr>
+              <w:t>b134, b280, e1101, e355, e410</w:t>
+            </w:r>
+          </w:p>
+        </w:tc>
+        <w:tc>
+          <w:tcPr>
+            <w:tcW w:type="dxa" w:w="1584"/>
+            <w:vAlign w:val="center"/>
+          </w:tcPr>
+          <w:p>
+            <w:pPr>
+              <w:spacing w:after="40" w:before="40"/>
+              <w:jc w:val="center"/>
+            </w:pPr>
+            <w:r>
+              <w:rPr>
+                <w:rFonts w:ascii="Calibri" w:hAnsi="Calibri"/>
+                <w:sz w:val="18"/>
+              </w:rPr>
+              <w:t>b134, b280, e1101, e310, e355, e410</w:t>
+            </w:r>
+          </w:p>
+        </w:tc>
+        <w:tc>
+          <w:tcPr>
+            <w:tcW w:type="dxa" w:w="1584"/>
+            <w:vAlign w:val="center"/>
+          </w:tcPr>
+          <w:p>
+            <w:pPr>
+              <w:spacing w:after="40" w:before="40"/>
+              <w:jc w:val="center"/>
+            </w:pPr>
+            <w:r>
+              <w:rPr>
+                <w:rFonts w:ascii="Calibri" w:hAnsi="Calibri"/>
+                <w:sz w:val="18"/>
+              </w:rPr>
+              <w:t>b134, b280, e1101, e355, e410</w:t>
+            </w:r>
+          </w:p>
+        </w:tc>
+        <w:tc>
+          <w:tcPr>
+            <w:tcW w:type="dxa" w:w="1728"/>
+            <w:vAlign w:val="center"/>
+          </w:tcPr>
+          <w:p>
+            <w:pPr>
+              <w:spacing w:after="40" w:before="40"/>
+              <w:jc w:val="center"/>
+            </w:pPr>
+            <w:r>
+              <w:rPr>
+                <w:rFonts w:ascii="Calibri" w:hAnsi="Calibri"/>
+                <w:sz w:val="18"/>
+              </w:rPr>
+              <w:t>e310</w:t>
+            </w:r>
+          </w:p>
+        </w:tc>
+      </w:tr>
+      <w:tr>
+        <w:tc>
+          <w:tcPr>
+            <w:tcW w:type="dxa" w:w="2160"/>
+            <w:vAlign w:val="center"/>
+            <w:shd w:fill="F8FAFC"/>
+          </w:tcPr>
+          <w:p>
+            <w:pPr>
+              <w:spacing w:after="40" w:before="40"/>
+              <w:jc w:val="left"/>
+            </w:pPr>
+            <w:r>
+              <w:rPr>
+                <w:rFonts w:ascii="Calibri" w:hAnsi="Calibri"/>
+                <w:sz w:val="18"/>
+              </w:rPr>
+              <w:t>Gemini Flash 3.7</w:t>
+            </w:r>
+          </w:p>
+        </w:tc>
+        <w:tc>
+          <w:tcPr>
+            <w:tcW w:type="dxa" w:w="1296"/>
+            <w:vAlign w:val="center"/>
+            <w:shd w:fill="F8FAFC"/>
+          </w:tcPr>
+          <w:p>
+            <w:pPr>
+              <w:spacing w:after="40" w:before="40"/>
+              <w:jc w:val="center"/>
+            </w:pPr>
+            <w:r>
+              <w:rPr>
+                <w:rFonts w:ascii="Calibri" w:hAnsi="Calibri"/>
+                <w:sz w:val="18"/>
+              </w:rPr>
+              <w:t>Historia #63</w:t>
+            </w:r>
+          </w:p>
+        </w:tc>
+        <w:tc>
+          <w:tcPr>
+            <w:tcW w:type="dxa" w:w="1584"/>
+            <w:vAlign w:val="center"/>
+            <w:shd w:fill="F8FAFC"/>
+          </w:tcPr>
+          <w:p>
+            <w:pPr>
+              <w:spacing w:after="40" w:before="40"/>
+              <w:jc w:val="center"/>
+            </w:pPr>
+            <w:r>
+              <w:rPr>
+                <w:rFonts w:ascii="Calibri" w:hAnsi="Calibri"/>
+                <w:sz w:val="18"/>
+              </w:rPr>
+              <w:t>b134, b280, d760, e1101, e410</w:t>
+            </w:r>
+          </w:p>
+        </w:tc>
+        <w:tc>
+          <w:tcPr>
+            <w:tcW w:type="dxa" w:w="1584"/>
+            <w:vAlign w:val="center"/>
+            <w:shd w:fill="F8FAFC"/>
+          </w:tcPr>
+          <w:p>
+            <w:pPr>
+              <w:spacing w:after="40" w:before="40"/>
+              <w:jc w:val="center"/>
+            </w:pPr>
+            <w:r>
+              <w:rPr>
+                <w:rFonts w:ascii="Calibri" w:hAnsi="Calibri"/>
+                <w:sz w:val="18"/>
+              </w:rPr>
+              <w:t>b134, b280, d760, e1101, e410</w:t>
+            </w:r>
+          </w:p>
+        </w:tc>
+        <w:tc>
+          <w:tcPr>
+            <w:tcW w:type="dxa" w:w="1584"/>
+            <w:vAlign w:val="center"/>
+            <w:shd w:fill="F8FAFC"/>
+          </w:tcPr>
+          <w:p>
+            <w:pPr>
+              <w:spacing w:after="40" w:before="40"/>
+              <w:jc w:val="center"/>
+            </w:pPr>
+            <w:r>
+              <w:rPr>
+                <w:rFonts w:ascii="Calibri" w:hAnsi="Calibri"/>
+                <w:sz w:val="18"/>
+              </w:rPr>
+              <w:t>b134, b280, e1101, e410</w:t>
+            </w:r>
+          </w:p>
+        </w:tc>
+        <w:tc>
+          <w:tcPr>
+            <w:tcW w:type="dxa" w:w="1584"/>
+            <w:vAlign w:val="center"/>
+            <w:shd w:fill="F8FAFC"/>
+          </w:tcPr>
+          <w:p>
+            <w:pPr>
+              <w:spacing w:after="40" w:before="40"/>
+              <w:jc w:val="center"/>
+            </w:pPr>
+            <w:r>
+              <w:rPr>
+                <w:rFonts w:ascii="Calibri" w:hAnsi="Calibri"/>
+                <w:sz w:val="18"/>
+              </w:rPr>
+              <w:t>b134, b280, e1101, e410</w:t>
+            </w:r>
+          </w:p>
+        </w:tc>
+        <w:tc>
+          <w:tcPr>
+            <w:tcW w:type="dxa" w:w="1728"/>
+            <w:vAlign w:val="center"/>
+            <w:shd w:fill="F8FAFC"/>
+          </w:tcPr>
+          <w:p>
+            <w:pPr>
+              <w:spacing w:after="40" w:before="40"/>
+              <w:jc w:val="center"/>
+            </w:pPr>
+            <w:r>
+              <w:rPr>
+                <w:rFonts w:ascii="Calibri" w:hAnsi="Calibri"/>
+                <w:sz w:val="18"/>
+              </w:rPr>
+              <w:t>d760</w:t>
+            </w:r>
+          </w:p>
+        </w:tc>
+      </w:tr>
+      <w:tr>
+        <w:tc>
+          <w:tcPr>
+            <w:tcW w:type="dxa" w:w="2160"/>
+            <w:vAlign w:val="center"/>
+          </w:tcPr>
+          <w:p>
+            <w:pPr>
+              <w:spacing w:after="40" w:before="40"/>
+              <w:jc w:val="left"/>
+            </w:pPr>
+            <w:r>
+              <w:rPr>
+                <w:rFonts w:ascii="Calibri" w:hAnsi="Calibri"/>
+                <w:sz w:val="18"/>
+              </w:rPr>
+              <w:t>Gemini Flash 3.7</w:t>
+            </w:r>
+          </w:p>
+        </w:tc>
+        <w:tc>
+          <w:tcPr>
+            <w:tcW w:type="dxa" w:w="1296"/>
+            <w:vAlign w:val="center"/>
+          </w:tcPr>
+          <w:p>
+            <w:pPr>
+              <w:spacing w:after="40" w:before="40"/>
+              <w:jc w:val="center"/>
+            </w:pPr>
+            <w:r>
+              <w:rPr>
+                <w:rFonts w:ascii="Calibri" w:hAnsi="Calibri"/>
+                <w:sz w:val="18"/>
+              </w:rPr>
+              <w:t>Historia #102</w:t>
+            </w:r>
+          </w:p>
+        </w:tc>
+        <w:tc>
+          <w:tcPr>
+            <w:tcW w:type="dxa" w:w="1584"/>
+            <w:vAlign w:val="center"/>
+          </w:tcPr>
+          <w:p>
+            <w:pPr>
+              <w:spacing w:after="40" w:before="40"/>
+              <w:jc w:val="center"/>
+            </w:pPr>
+            <w:r>
+              <w:rPr>
+                <w:rFonts w:ascii="Calibri" w:hAnsi="Calibri"/>
+                <w:sz w:val="18"/>
+              </w:rPr>
+              <w:t>b147, b280, b760, d450</w:t>
+            </w:r>
+          </w:p>
+        </w:tc>
+        <w:tc>
+          <w:tcPr>
+            <w:tcW w:type="dxa" w:w="1584"/>
+            <w:vAlign w:val="center"/>
+          </w:tcPr>
+          <w:p>
+            <w:pPr>
+              <w:spacing w:after="40" w:before="40"/>
+              <w:jc w:val="center"/>
+            </w:pPr>
+            <w:r>
+              <w:rPr>
+                <w:rFonts w:ascii="Calibri" w:hAnsi="Calibri"/>
+                <w:sz w:val="18"/>
+              </w:rPr>
+              <w:t>b147, b152, b280, b760, d450</w:t>
+            </w:r>
+          </w:p>
+        </w:tc>
+        <w:tc>
+          <w:tcPr>
+            <w:tcW w:type="dxa" w:w="1584"/>
+            <w:vAlign w:val="center"/>
+          </w:tcPr>
+          <w:p>
+            <w:pPr>
+              <w:spacing w:after="40" w:before="40"/>
+              <w:jc w:val="center"/>
+            </w:pPr>
+            <w:r>
+              <w:rPr>
+                <w:rFonts w:ascii="Calibri" w:hAnsi="Calibri"/>
+                <w:sz w:val="18"/>
+              </w:rPr>
+              <w:t>b147, b280, b760, d450</w:t>
+            </w:r>
+          </w:p>
+        </w:tc>
+        <w:tc>
+          <w:tcPr>
+            <w:tcW w:type="dxa" w:w="1584"/>
+            <w:vAlign w:val="center"/>
+          </w:tcPr>
+          <w:p>
+            <w:pPr>
+              <w:spacing w:after="40" w:before="40"/>
+              <w:jc w:val="center"/>
+            </w:pPr>
+            <w:r>
+              <w:rPr>
+                <w:rFonts w:ascii="Calibri" w:hAnsi="Calibri"/>
+                <w:sz w:val="18"/>
+              </w:rPr>
+              <w:t>b147, b280, b760, d450</w:t>
+            </w:r>
+          </w:p>
+        </w:tc>
+        <w:tc>
+          <w:tcPr>
+            <w:tcW w:type="dxa" w:w="1728"/>
+            <w:vAlign w:val="center"/>
+          </w:tcPr>
+          <w:p>
+            <w:pPr>
+              <w:spacing w:after="40" w:before="40"/>
+              <w:jc w:val="center"/>
+            </w:pPr>
+            <w:r>
+              <w:rPr>
+                <w:rFonts w:ascii="Calibri" w:hAnsi="Calibri"/>
+                <w:sz w:val="18"/>
+              </w:rPr>
+              <w:t>b152</w:t>
             </w:r>
           </w:p>
         </w:tc>
